--- a/Bai3.docx
+++ b/Bai3.docx
@@ -2,7 +2,1838 @@
 <file path=word/document.xml><?xml version="1.0" encoding="utf-8"?>
 <w:document xmlns:wpc="http://schemas.microsoft.com/office/word/2010/wordprocessingCanvas" xmlns:cx="http://schemas.microsoft.com/office/drawing/2014/chartex" xmlns:cx1="http://schemas.microsoft.com/office/drawing/2015/9/8/chartex" xmlns:cx2="http://schemas.microsoft.com/office/drawing/2015/10/21/chartex" xmlns:cx3="http://schemas.microsoft.com/office/drawing/2016/5/9/chartex" xmlns:cx4="http://schemas.microsoft.com/office/drawing/2016/5/10/chartex" xmlns:cx5="http://schemas.microsoft.com/office/drawing/2016/5/11/chartex" xmlns:cx6="http://schemas.microsoft.com/office/drawing/2016/5/12/chartex" xmlns:cx7="http://schemas.microsoft.com/office/drawing/2016/5/13/chartex" xmlns:cx8="http://schemas.microsoft.com/office/drawing/2016/5/14/chartex" xmlns:mc="http://schemas.openxmlformats.org/markup-compatibility/2006" xmlns:aink="http://schemas.microsoft.com/office/drawing/2016/ink" xmlns:am3d="http://schemas.microsoft.com/office/drawing/2017/model3d" xmlns:o="urn:schemas-microsoft-com:office:office" xmlns:oel="http://schemas.microsoft.com/office/2019/extlst" xmlns:r="http://schemas.openxmlformats.org/officeDocument/2006/relationships" xmlns:m="http://schemas.openxmlformats.org/officeDocument/2006/math" xmlns:v="urn:schemas-microsoft-com:vml" xmlns:wp14="http://schemas.microsoft.com/office/word/2010/wordprocessingDrawing" xmlns:wp="http://schemas.openxmlformats.org/drawingml/2006/wordprocessingDrawing" xmlns:w10="urn:schemas-microsoft-com:office:word" xmlns:w="http://schemas.openxmlformats.org/wordprocessingml/2006/main" xmlns:w14="http://schemas.microsoft.com/office/word/2010/wordml" xmlns:w15="http://schemas.microsoft.com/office/word/2012/wordml" xmlns:w16cex="http://schemas.microsoft.com/office/word/2018/wordml/cex" xmlns:w16cid="http://schemas.microsoft.com/office/word/2016/wordml/cid" xmlns:w16="http://schemas.microsoft.com/office/word/2018/wordml" xmlns:w16du="http://schemas.microsoft.com/office/word/2023/wordml/word16du" xmlns:w16sdtdh="http://schemas.microsoft.com/office/word/2020/wordml/sdtdatahash" xmlns:w16sdtfl="http://schemas.microsoft.com/office/word/2024/wordml/sdtformatlock" xmlns:w16se="http://schemas.microsoft.com/office/word/2015/wordml/symex" xmlns:wpg="http://schemas.microsoft.com/office/word/2010/wordprocessingGroup" xmlns:wpi="http://schemas.microsoft.com/office/word/2010/wordprocessingInk" xmlns:wne="http://schemas.microsoft.com/office/word/2006/wordml" xmlns:wps="http://schemas.microsoft.com/office/word/2010/wordprocessingShape" mc:Ignorable="w14 w15 w16se w16cid w16 w16cex w16sdtdh w16sdtfl w16du wp14">
   <w:body>
-    <w:p/>
+    <w:p>
+      <w:pPr>
+        <w:rPr>
+          <w:rFonts w:ascii="Times New Roman" w:hAnsi="Times New Roman" w:cs="Times New Roman"/>
+          <w:b/>
+          <w:bCs/>
+        </w:rPr>
+      </w:pPr>
+      <w:r>
+        <w:rPr>
+          <w:rFonts w:ascii="Times New Roman" w:hAnsi="Times New Roman" w:cs="Times New Roman"/>
+          <w:b/>
+          <w:bCs/>
+        </w:rPr>
+        <w:t>1. Phân tích (Entities &amp; Attributes)</w:t>
+      </w:r>
+    </w:p>
+    <w:p>
+      <w:pPr>
+        <w:rPr>
+          <w:rFonts w:ascii="Times New Roman" w:hAnsi="Times New Roman" w:cs="Times New Roman"/>
+          <w:b/>
+          <w:bCs/>
+        </w:rPr>
+      </w:pPr>
+      <w:r>
+        <w:rPr>
+          <w:rFonts w:ascii="Times New Roman" w:hAnsi="Times New Roman" w:cs="Times New Roman"/>
+          <w:b/>
+          <w:bCs/>
+        </w:rPr>
+        <w:t>STUDENTS</w:t>
+      </w:r>
+    </w:p>
+    <w:p>
+      <w:pPr>
+        <w:numPr>
+          <w:ilvl w:val="0"/>
+          <w:numId w:val="1"/>
+        </w:numPr>
+        <w:rPr>
+          <w:rFonts w:ascii="Times New Roman" w:hAnsi="Times New Roman" w:cs="Times New Roman"/>
+        </w:rPr>
+      </w:pPr>
+      <w:r>
+        <w:rPr>
+          <w:rFonts w:ascii="Times New Roman" w:hAnsi="Times New Roman" w:cs="Times New Roman"/>
+        </w:rPr>
+        <w:t xml:space="preserve">student_id (PK) </w:t>
+      </w:r>
+    </w:p>
+    <w:p>
+      <w:pPr>
+        <w:numPr>
+          <w:ilvl w:val="0"/>
+          <w:numId w:val="1"/>
+        </w:numPr>
+        <w:rPr>
+          <w:rFonts w:ascii="Times New Roman" w:hAnsi="Times New Roman" w:cs="Times New Roman"/>
+        </w:rPr>
+      </w:pPr>
+      <w:r>
+        <w:rPr>
+          <w:rFonts w:ascii="Times New Roman" w:hAnsi="Times New Roman" w:cs="Times New Roman"/>
+        </w:rPr>
+        <w:t xml:space="preserve">name </w:t>
+      </w:r>
+    </w:p>
+    <w:p>
+      <w:pPr>
+        <w:numPr>
+          <w:ilvl w:val="0"/>
+          <w:numId w:val="1"/>
+        </w:numPr>
+        <w:rPr>
+          <w:rFonts w:ascii="Times New Roman" w:hAnsi="Times New Roman" w:cs="Times New Roman"/>
+        </w:rPr>
+      </w:pPr>
+      <w:r>
+        <w:rPr>
+          <w:rFonts w:ascii="Times New Roman" w:hAnsi="Times New Roman" w:cs="Times New Roman"/>
+        </w:rPr>
+        <w:t xml:space="preserve">email </w:t>
+      </w:r>
+    </w:p>
+    <w:p>
+      <w:pPr>
+        <w:numPr>
+          <w:ilvl w:val="0"/>
+          <w:numId w:val="1"/>
+        </w:numPr>
+        <w:rPr>
+          <w:rFonts w:ascii="Times New Roman" w:hAnsi="Times New Roman" w:cs="Times New Roman"/>
+        </w:rPr>
+      </w:pPr>
+      <w:r>
+        <w:rPr>
+          <w:rFonts w:ascii="Times New Roman" w:hAnsi="Times New Roman" w:cs="Times New Roman"/>
+        </w:rPr>
+        <w:t xml:space="preserve">phone </w:t>
+      </w:r>
+    </w:p>
+    <w:p>
+      <w:pPr>
+        <w:rPr>
+          <w:rFonts w:ascii="Times New Roman" w:hAnsi="Times New Roman" w:cs="Times New Roman"/>
+          <w:b/>
+          <w:bCs/>
+        </w:rPr>
+      </w:pPr>
+      <w:r>
+        <w:rPr>
+          <w:rFonts w:ascii="Times New Roman" w:hAnsi="Times New Roman" w:cs="Times New Roman"/>
+          <w:b/>
+          <w:bCs/>
+        </w:rPr>
+        <w:t>LOAN_CARDS</w:t>
+      </w:r>
+    </w:p>
+    <w:p>
+      <w:pPr>
+        <w:numPr>
+          <w:ilvl w:val="0"/>
+          <w:numId w:val="2"/>
+        </w:numPr>
+        <w:rPr>
+          <w:rFonts w:ascii="Times New Roman" w:hAnsi="Times New Roman" w:cs="Times New Roman"/>
+        </w:rPr>
+      </w:pPr>
+      <w:r>
+        <w:rPr>
+          <w:rFonts w:ascii="Times New Roman" w:hAnsi="Times New Roman" w:cs="Times New Roman"/>
+        </w:rPr>
+        <w:t xml:space="preserve">loan_id (PK) </w:t>
+      </w:r>
+    </w:p>
+    <w:p>
+      <w:pPr>
+        <w:numPr>
+          <w:ilvl w:val="0"/>
+          <w:numId w:val="2"/>
+        </w:numPr>
+        <w:rPr>
+          <w:rFonts w:ascii="Times New Roman" w:hAnsi="Times New Roman" w:cs="Times New Roman"/>
+        </w:rPr>
+      </w:pPr>
+      <w:r>
+        <w:rPr>
+          <w:rFonts w:ascii="Times New Roman" w:hAnsi="Times New Roman" w:cs="Times New Roman"/>
+        </w:rPr>
+        <w:t xml:space="preserve">loan_date (Ngày mượn) </w:t>
+      </w:r>
+    </w:p>
+    <w:p>
+      <w:pPr>
+        <w:numPr>
+          <w:ilvl w:val="0"/>
+          <w:numId w:val="2"/>
+        </w:numPr>
+        <w:rPr>
+          <w:rFonts w:ascii="Times New Roman" w:hAnsi="Times New Roman" w:cs="Times New Roman"/>
+        </w:rPr>
+      </w:pPr>
+      <w:r>
+        <w:rPr>
+          <w:rFonts w:ascii="Times New Roman" w:hAnsi="Times New Roman" w:cs="Times New Roman"/>
+        </w:rPr>
+        <w:t xml:space="preserve">due_date (Hạn trả) </w:t>
+      </w:r>
+    </w:p>
+    <w:p>
+      <w:pPr>
+        <w:numPr>
+          <w:ilvl w:val="0"/>
+          <w:numId w:val="2"/>
+        </w:numPr>
+        <w:rPr>
+          <w:rFonts w:ascii="Times New Roman" w:hAnsi="Times New Roman" w:cs="Times New Roman"/>
+        </w:rPr>
+      </w:pPr>
+      <w:r>
+        <w:rPr>
+          <w:rFonts w:ascii="Times New Roman" w:hAnsi="Times New Roman" w:cs="Times New Roman"/>
+        </w:rPr>
+        <w:t xml:space="preserve">student_id (FK) </w:t>
+      </w:r>
+    </w:p>
+    <w:p>
+      <w:pPr>
+        <w:rPr>
+          <w:rFonts w:ascii="Times New Roman" w:hAnsi="Times New Roman" w:cs="Times New Roman"/>
+          <w:b/>
+          <w:bCs/>
+        </w:rPr>
+      </w:pPr>
+      <w:r>
+        <w:rPr>
+          <w:rFonts w:ascii="Times New Roman" w:hAnsi="Times New Roman" w:cs="Times New Roman"/>
+          <w:b/>
+          <w:bCs/>
+        </w:rPr>
+        <w:t>BOOKS</w:t>
+      </w:r>
+    </w:p>
+    <w:p>
+      <w:pPr>
+        <w:numPr>
+          <w:ilvl w:val="0"/>
+          <w:numId w:val="3"/>
+        </w:numPr>
+        <w:rPr>
+          <w:rFonts w:ascii="Times New Roman" w:hAnsi="Times New Roman" w:cs="Times New Roman"/>
+        </w:rPr>
+      </w:pPr>
+      <w:r>
+        <w:rPr>
+          <w:rFonts w:ascii="Times New Roman" w:hAnsi="Times New Roman" w:cs="Times New Roman"/>
+        </w:rPr>
+        <w:t xml:space="preserve">book_id (PK) </w:t>
+      </w:r>
+    </w:p>
+    <w:p>
+      <w:pPr>
+        <w:numPr>
+          <w:ilvl w:val="0"/>
+          <w:numId w:val="3"/>
+        </w:numPr>
+        <w:rPr>
+          <w:rFonts w:ascii="Times New Roman" w:hAnsi="Times New Roman" w:cs="Times New Roman"/>
+        </w:rPr>
+      </w:pPr>
+      <w:r>
+        <w:rPr>
+          <w:rFonts w:ascii="Times New Roman" w:hAnsi="Times New Roman" w:cs="Times New Roman"/>
+        </w:rPr>
+        <w:t xml:space="preserve">title </w:t>
+      </w:r>
+    </w:p>
+    <w:p>
+      <w:pPr>
+        <w:numPr>
+          <w:ilvl w:val="0"/>
+          <w:numId w:val="3"/>
+        </w:numPr>
+        <w:rPr>
+          <w:rFonts w:ascii="Times New Roman" w:hAnsi="Times New Roman" w:cs="Times New Roman"/>
+        </w:rPr>
+      </w:pPr>
+      <w:r>
+        <w:rPr>
+          <w:rFonts w:ascii="Times New Roman" w:hAnsi="Times New Roman" w:cs="Times New Roman"/>
+        </w:rPr>
+        <w:t xml:space="preserve">author </w:t>
+      </w:r>
+    </w:p>
+    <w:p>
+      <w:pPr>
+        <w:numPr>
+          <w:ilvl w:val="0"/>
+          <w:numId w:val="3"/>
+        </w:numPr>
+        <w:rPr>
+          <w:rFonts w:ascii="Times New Roman" w:hAnsi="Times New Roman" w:cs="Times New Roman"/>
+        </w:rPr>
+      </w:pPr>
+      <w:r>
+        <w:rPr>
+          <w:rFonts w:ascii="Times New Roman" w:hAnsi="Times New Roman" w:cs="Times New Roman"/>
+        </w:rPr>
+        <w:t xml:space="preserve">category </w:t>
+      </w:r>
+    </w:p>
+    <w:p>
+      <w:pPr>
+        <w:rPr>
+          <w:rFonts w:ascii="Times New Roman" w:hAnsi="Times New Roman" w:cs="Times New Roman"/>
+        </w:rPr>
+      </w:pPr>
+      <w:r>
+        <w:rPr>
+          <w:rFonts w:ascii="Times New Roman" w:hAnsi="Times New Roman" w:cs="Times New Roman"/>
+        </w:rPr>
+        <w:pict w14:anchorId="0A9C6441">
+          <v:rect id="_x0000_i1055" style="width:0;height:1.5pt" o:hralign="center" o:hrstd="t" o:hr="t" fillcolor="#a0a0a0" stroked="f"/>
+        </w:pict>
+      </w:r>
+    </w:p>
+    <w:p>
+      <w:pPr>
+        <w:rPr>
+          <w:rFonts w:ascii="Times New Roman" w:hAnsi="Times New Roman" w:cs="Times New Roman"/>
+          <w:b/>
+          <w:bCs/>
+        </w:rPr>
+      </w:pPr>
+      <w:r>
+        <w:rPr>
+          <w:rFonts w:ascii="Segoe UI Emoji" w:hAnsi="Segoe UI Emoji" w:cs="Segoe UI Emoji"/>
+          <w:b/>
+          <w:bCs/>
+        </w:rPr>
+        <w:t>⚠️</w:t>
+      </w:r>
+      <w:r>
+        <w:rPr>
+          <w:rFonts w:ascii="Times New Roman" w:hAnsi="Times New Roman" w:cs="Times New Roman"/>
+          <w:b/>
+          <w:bCs/>
+        </w:rPr>
+        <w:t xml:space="preserve"> Vấn đề cốt lõi</w:t>
+      </w:r>
+    </w:p>
+    <w:p>
+      <w:pPr>
+        <w:numPr>
+          <w:ilvl w:val="0"/>
+          <w:numId w:val="4"/>
+        </w:numPr>
+        <w:rPr>
+          <w:rFonts w:ascii="Times New Roman" w:hAnsi="Times New Roman" w:cs="Times New Roman"/>
+        </w:rPr>
+      </w:pPr>
+      <w:r>
+        <w:rPr>
+          <w:rFonts w:ascii="Times New Roman" w:hAnsi="Times New Roman" w:cs="Times New Roman"/>
+        </w:rPr>
+        <w:t xml:space="preserve">Quan hệ giữa </w:t>
+      </w:r>
+      <w:r>
+        <w:rPr>
+          <w:rFonts w:ascii="Times New Roman" w:hAnsi="Times New Roman" w:cs="Times New Roman"/>
+          <w:b/>
+          <w:bCs/>
+        </w:rPr>
+        <w:t>LOAN_CARDS</w:t>
+      </w:r>
+      <w:r>
+        <w:rPr>
+          <w:rFonts w:ascii="Times New Roman" w:hAnsi="Times New Roman" w:cs="Times New Roman"/>
+        </w:rPr>
+        <w:t xml:space="preserve"> và </w:t>
+      </w:r>
+      <w:r>
+        <w:rPr>
+          <w:rFonts w:ascii="Times New Roman" w:hAnsi="Times New Roman" w:cs="Times New Roman"/>
+          <w:b/>
+          <w:bCs/>
+        </w:rPr>
+        <w:t>BOOKS</w:t>
+      </w:r>
+      <w:r>
+        <w:rPr>
+          <w:rFonts w:ascii="Times New Roman" w:hAnsi="Times New Roman" w:cs="Times New Roman"/>
+        </w:rPr>
+        <w:t xml:space="preserve"> là </w:t>
+      </w:r>
+      <w:r>
+        <w:rPr>
+          <w:rFonts w:ascii="Times New Roman" w:hAnsi="Times New Roman" w:cs="Times New Roman"/>
+          <w:b/>
+          <w:bCs/>
+        </w:rPr>
+        <w:t>N-N</w:t>
+      </w:r>
+      <w:r>
+        <w:rPr>
+          <w:rFonts w:ascii="Times New Roman" w:hAnsi="Times New Roman" w:cs="Times New Roman"/>
+        </w:rPr>
+        <w:t xml:space="preserve"> </w:t>
+      </w:r>
+    </w:p>
+    <w:p>
+      <w:pPr>
+        <w:numPr>
+          <w:ilvl w:val="0"/>
+          <w:numId w:val="4"/>
+        </w:numPr>
+        <w:rPr>
+          <w:rFonts w:ascii="Times New Roman" w:hAnsi="Times New Roman" w:cs="Times New Roman"/>
+        </w:rPr>
+      </w:pPr>
+      <w:r>
+        <w:rPr>
+          <w:rFonts w:ascii="Times New Roman" w:hAnsi="Times New Roman" w:cs="Times New Roman"/>
+        </w:rPr>
+        <w:t xml:space="preserve">Một phiếu mượn có nhiều sách </w:t>
+      </w:r>
+    </w:p>
+    <w:p>
+      <w:pPr>
+        <w:numPr>
+          <w:ilvl w:val="0"/>
+          <w:numId w:val="4"/>
+        </w:numPr>
+        <w:rPr>
+          <w:rFonts w:ascii="Times New Roman" w:hAnsi="Times New Roman" w:cs="Times New Roman"/>
+        </w:rPr>
+      </w:pPr>
+      <w:r>
+        <w:rPr>
+          <w:rFonts w:ascii="Times New Roman" w:hAnsi="Times New Roman" w:cs="Times New Roman"/>
+        </w:rPr>
+        <w:t xml:space="preserve">Một sách có thể xuất hiện ở nhiều phiếu mượn khác nhau </w:t>
+      </w:r>
+    </w:p>
+    <w:p>
+      <w:pPr>
+        <w:rPr>
+          <w:rFonts w:ascii="Times New Roman" w:hAnsi="Times New Roman" w:cs="Times New Roman"/>
+        </w:rPr>
+      </w:pPr>
+      <w:r>
+        <w:rPr>
+          <w:rFonts w:ascii="Segoe UI Emoji" w:hAnsi="Segoe UI Emoji" w:cs="Segoe UI Emoji"/>
+        </w:rPr>
+        <w:t>👉</w:t>
+      </w:r>
+      <w:r>
+        <w:rPr>
+          <w:rFonts w:ascii="Times New Roman" w:hAnsi="Times New Roman" w:cs="Times New Roman"/>
+        </w:rPr>
+        <w:t xml:space="preserve"> Vì vậy </w:t>
+      </w:r>
+      <w:r>
+        <w:rPr>
+          <w:rFonts w:ascii="Times New Roman" w:hAnsi="Times New Roman" w:cs="Times New Roman"/>
+          <w:b/>
+          <w:bCs/>
+        </w:rPr>
+        <w:t>bắt buộc phải có thực thể trung gian</w:t>
+      </w:r>
+    </w:p>
+    <w:p>
+      <w:pPr>
+        <w:rPr>
+          <w:rFonts w:ascii="Times New Roman" w:hAnsi="Times New Roman" w:cs="Times New Roman"/>
+        </w:rPr>
+      </w:pPr>
+      <w:r>
+        <w:rPr>
+          <w:rFonts w:ascii="Times New Roman" w:hAnsi="Times New Roman" w:cs="Times New Roman"/>
+        </w:rPr>
+        <w:pict w14:anchorId="2CBEBFC5">
+          <v:rect id="_x0000_i1056" style="width:0;height:1.5pt" o:hralign="center" o:hrstd="t" o:hr="t" fillcolor="#a0a0a0" stroked="f"/>
+        </w:pict>
+      </w:r>
+    </w:p>
+    <w:p>
+      <w:pPr>
+        <w:rPr>
+          <w:rFonts w:ascii="Times New Roman" w:hAnsi="Times New Roman" w:cs="Times New Roman"/>
+          <w:b/>
+          <w:bCs/>
+        </w:rPr>
+      </w:pPr>
+      <w:r>
+        <w:rPr>
+          <w:rFonts w:ascii="Times New Roman" w:hAnsi="Times New Roman" w:cs="Times New Roman"/>
+          <w:b/>
+          <w:bCs/>
+        </w:rPr>
+        <w:t>2. Thiết kế (Logic xử lý STATUS)</w:t>
+      </w:r>
+    </w:p>
+    <w:p>
+      <w:pPr>
+        <w:rPr>
+          <w:rFonts w:ascii="Times New Roman" w:hAnsi="Times New Roman" w:cs="Times New Roman"/>
+          <w:b/>
+          <w:bCs/>
+        </w:rPr>
+      </w:pPr>
+      <w:r>
+        <w:rPr>
+          <w:rFonts w:ascii="Segoe UI Emoji" w:hAnsi="Segoe UI Emoji" w:cs="Segoe UI Emoji"/>
+          <w:b/>
+          <w:bCs/>
+        </w:rPr>
+        <w:t>❌</w:t>
+      </w:r>
+      <w:r>
+        <w:rPr>
+          <w:rFonts w:ascii="Times New Roman" w:hAnsi="Times New Roman" w:cs="Times New Roman"/>
+          <w:b/>
+          <w:bCs/>
+        </w:rPr>
+        <w:t xml:space="preserve"> Sai lầm phổ biến:</w:t>
+      </w:r>
+    </w:p>
+    <w:p>
+      <w:pPr>
+        <w:numPr>
+          <w:ilvl w:val="0"/>
+          <w:numId w:val="5"/>
+        </w:numPr>
+        <w:rPr>
+          <w:rFonts w:ascii="Times New Roman" w:hAnsi="Times New Roman" w:cs="Times New Roman"/>
+        </w:rPr>
+      </w:pPr>
+      <w:r>
+        <w:rPr>
+          <w:rFonts w:ascii="Times New Roman" w:hAnsi="Times New Roman" w:cs="Times New Roman"/>
+        </w:rPr>
+        <w:t xml:space="preserve">Đặt STATUS trong </w:t>
+      </w:r>
+      <w:r>
+        <w:rPr>
+          <w:rFonts w:ascii="Times New Roman" w:hAnsi="Times New Roman" w:cs="Times New Roman"/>
+          <w:b/>
+          <w:bCs/>
+        </w:rPr>
+        <w:t>LOAN_CARDS</w:t>
+      </w:r>
+      <w:r>
+        <w:rPr>
+          <w:rFonts w:ascii="Times New Roman" w:hAnsi="Times New Roman" w:cs="Times New Roman"/>
+        </w:rPr>
+        <w:br/>
+        <w:t xml:space="preserve">→ Sai vì: </w:t>
+      </w:r>
+    </w:p>
+    <w:p>
+      <w:pPr>
+        <w:numPr>
+          <w:ilvl w:val="0"/>
+          <w:numId w:val="5"/>
+        </w:numPr>
+        <w:rPr>
+          <w:rFonts w:ascii="Times New Roman" w:hAnsi="Times New Roman" w:cs="Times New Roman"/>
+        </w:rPr>
+      </w:pPr>
+      <w:r>
+        <w:rPr>
+          <w:rFonts w:ascii="Times New Roman" w:hAnsi="Times New Roman" w:cs="Times New Roman"/>
+        </w:rPr>
+        <w:lastRenderedPageBreak/>
+        <w:t xml:space="preserve">1 phiếu có 3 sách </w:t>
+      </w:r>
+    </w:p>
+    <w:p>
+      <w:pPr>
+        <w:numPr>
+          <w:ilvl w:val="0"/>
+          <w:numId w:val="5"/>
+        </w:numPr>
+        <w:rPr>
+          <w:rFonts w:ascii="Times New Roman" w:hAnsi="Times New Roman" w:cs="Times New Roman"/>
+        </w:rPr>
+      </w:pPr>
+      <w:r>
+        <w:rPr>
+          <w:rFonts w:ascii="Times New Roman" w:hAnsi="Times New Roman" w:cs="Times New Roman"/>
+        </w:rPr>
+        <w:t xml:space="preserve">Trả 1 cuốn → không thể đánh dấu cả phiếu là “Đã trả” </w:t>
+      </w:r>
+    </w:p>
+    <w:p>
+      <w:pPr>
+        <w:rPr>
+          <w:rFonts w:ascii="Times New Roman" w:hAnsi="Times New Roman" w:cs="Times New Roman"/>
+        </w:rPr>
+      </w:pPr>
+      <w:r>
+        <w:rPr>
+          <w:rFonts w:ascii="Times New Roman" w:hAnsi="Times New Roman" w:cs="Times New Roman"/>
+        </w:rPr>
+        <w:pict w14:anchorId="2CCFBE36">
+          <v:rect id="_x0000_i1057" style="width:0;height:1.5pt" o:hralign="center" o:hrstd="t" o:hr="t" fillcolor="#a0a0a0" stroked="f"/>
+        </w:pict>
+      </w:r>
+    </w:p>
+    <w:p>
+      <w:pPr>
+        <w:rPr>
+          <w:rFonts w:ascii="Times New Roman" w:hAnsi="Times New Roman" w:cs="Times New Roman"/>
+          <w:b/>
+          <w:bCs/>
+        </w:rPr>
+      </w:pPr>
+      <w:r>
+        <w:rPr>
+          <w:rFonts w:ascii="Segoe UI Emoji" w:hAnsi="Segoe UI Emoji" w:cs="Segoe UI Emoji"/>
+          <w:b/>
+          <w:bCs/>
+        </w:rPr>
+        <w:t>✅</w:t>
+      </w:r>
+      <w:r>
+        <w:rPr>
+          <w:rFonts w:ascii="Times New Roman" w:hAnsi="Times New Roman" w:cs="Times New Roman"/>
+          <w:b/>
+          <w:bCs/>
+        </w:rPr>
+        <w:t xml:space="preserve"> Giải pháp đúng:</w:t>
+      </w:r>
+    </w:p>
+    <w:p>
+      <w:pPr>
+        <w:rPr>
+          <w:rFonts w:ascii="Times New Roman" w:hAnsi="Times New Roman" w:cs="Times New Roman"/>
+        </w:rPr>
+      </w:pPr>
+      <w:r>
+        <w:rPr>
+          <w:rFonts w:ascii="Times New Roman" w:hAnsi="Times New Roman" w:cs="Times New Roman"/>
+        </w:rPr>
+        <w:t>Tạo thực thể trung gian:</w:t>
+      </w:r>
+    </w:p>
+    <w:p>
+      <w:pPr>
+        <w:rPr>
+          <w:rFonts w:ascii="Times New Roman" w:hAnsi="Times New Roman" w:cs="Times New Roman"/>
+          <w:b/>
+          <w:bCs/>
+        </w:rPr>
+      </w:pPr>
+      <w:r>
+        <w:rPr>
+          <w:rFonts w:ascii="Times New Roman" w:hAnsi="Times New Roman" w:cs="Times New Roman"/>
+          <w:b/>
+          <w:bCs/>
+        </w:rPr>
+        <w:t>LOAN_DETAILS (hoặc LOAN_CARD_ITEMS)</w:t>
+      </w:r>
+    </w:p>
+    <w:p>
+      <w:pPr>
+        <w:numPr>
+          <w:ilvl w:val="0"/>
+          <w:numId w:val="6"/>
+        </w:numPr>
+        <w:rPr>
+          <w:rFonts w:ascii="Times New Roman" w:hAnsi="Times New Roman" w:cs="Times New Roman"/>
+        </w:rPr>
+      </w:pPr>
+      <w:r>
+        <w:rPr>
+          <w:rFonts w:ascii="Times New Roman" w:hAnsi="Times New Roman" w:cs="Times New Roman"/>
+        </w:rPr>
+        <w:t xml:space="preserve">loan_id (FK) </w:t>
+      </w:r>
+    </w:p>
+    <w:p>
+      <w:pPr>
+        <w:numPr>
+          <w:ilvl w:val="0"/>
+          <w:numId w:val="6"/>
+        </w:numPr>
+        <w:rPr>
+          <w:rFonts w:ascii="Times New Roman" w:hAnsi="Times New Roman" w:cs="Times New Roman"/>
+        </w:rPr>
+      </w:pPr>
+      <w:r>
+        <w:rPr>
+          <w:rFonts w:ascii="Times New Roman" w:hAnsi="Times New Roman" w:cs="Times New Roman"/>
+        </w:rPr>
+        <w:t xml:space="preserve">book_id (FK) </w:t>
+      </w:r>
+    </w:p>
+    <w:p>
+      <w:pPr>
+        <w:numPr>
+          <w:ilvl w:val="0"/>
+          <w:numId w:val="6"/>
+        </w:numPr>
+        <w:rPr>
+          <w:rFonts w:ascii="Times New Roman" w:hAnsi="Times New Roman" w:cs="Times New Roman"/>
+        </w:rPr>
+      </w:pPr>
+      <w:r>
+        <w:rPr>
+          <w:rFonts w:ascii="Times New Roman" w:hAnsi="Times New Roman" w:cs="Times New Roman"/>
+        </w:rPr>
+        <w:t xml:space="preserve">status (Đã trả / Chưa trả) </w:t>
+      </w:r>
+    </w:p>
+    <w:p>
+      <w:pPr>
+        <w:numPr>
+          <w:ilvl w:val="0"/>
+          <w:numId w:val="6"/>
+        </w:numPr>
+        <w:rPr>
+          <w:rFonts w:ascii="Times New Roman" w:hAnsi="Times New Roman" w:cs="Times New Roman"/>
+        </w:rPr>
+      </w:pPr>
+      <w:r>
+        <w:rPr>
+          <w:rFonts w:ascii="Times New Roman" w:hAnsi="Times New Roman" w:cs="Times New Roman"/>
+        </w:rPr>
+        <w:t xml:space="preserve">return_date (ngày trả thực tế – optional) </w:t>
+      </w:r>
+    </w:p>
+    <w:p>
+      <w:pPr>
+        <w:rPr>
+          <w:rFonts w:ascii="Times New Roman" w:hAnsi="Times New Roman" w:cs="Times New Roman"/>
+        </w:rPr>
+      </w:pPr>
+      <w:r>
+        <w:rPr>
+          <w:rFonts w:ascii="Segoe UI Emoji" w:hAnsi="Segoe UI Emoji" w:cs="Segoe UI Emoji"/>
+        </w:rPr>
+        <w:t>👉</w:t>
+      </w:r>
+      <w:r>
+        <w:rPr>
+          <w:rFonts w:ascii="Times New Roman" w:hAnsi="Times New Roman" w:cs="Times New Roman"/>
+        </w:rPr>
+        <w:t xml:space="preserve"> Mỗi dòng = </w:t>
+      </w:r>
+      <w:r>
+        <w:rPr>
+          <w:rFonts w:ascii="Times New Roman" w:hAnsi="Times New Roman" w:cs="Times New Roman"/>
+          <w:b/>
+          <w:bCs/>
+        </w:rPr>
+        <w:t>1 cuốn sách trong 1 phiếu</w:t>
+      </w:r>
+    </w:p>
+    <w:p>
+      <w:pPr>
+        <w:rPr>
+          <w:rFonts w:ascii="Times New Roman" w:hAnsi="Times New Roman" w:cs="Times New Roman"/>
+        </w:rPr>
+      </w:pPr>
+      <w:r>
+        <w:rPr>
+          <w:rFonts w:ascii="Segoe UI Emoji" w:hAnsi="Segoe UI Emoji" w:cs="Segoe UI Emoji"/>
+        </w:rPr>
+        <w:t>➡️</w:t>
+      </w:r>
+      <w:r>
+        <w:rPr>
+          <w:rFonts w:ascii="Times New Roman" w:hAnsi="Times New Roman" w:cs="Times New Roman"/>
+        </w:rPr>
+        <w:t xml:space="preserve"> Như vậy:</w:t>
+      </w:r>
+    </w:p>
+    <w:p>
+      <w:pPr>
+        <w:numPr>
+          <w:ilvl w:val="0"/>
+          <w:numId w:val="7"/>
+        </w:numPr>
+        <w:rPr>
+          <w:rFonts w:ascii="Times New Roman" w:hAnsi="Times New Roman" w:cs="Times New Roman"/>
+        </w:rPr>
+      </w:pPr>
+      <w:r>
+        <w:rPr>
+          <w:rFonts w:ascii="Times New Roman" w:hAnsi="Times New Roman" w:cs="Times New Roman"/>
+        </w:rPr>
+        <w:t xml:space="preserve">Trả cuốn nào → update status cuốn đó </w:t>
+      </w:r>
+    </w:p>
+    <w:p>
+      <w:pPr>
+        <w:numPr>
+          <w:ilvl w:val="0"/>
+          <w:numId w:val="7"/>
+        </w:numPr>
+        <w:rPr>
+          <w:rFonts w:ascii="Times New Roman" w:hAnsi="Times New Roman" w:cs="Times New Roman"/>
+        </w:rPr>
+      </w:pPr>
+      <w:r>
+        <w:rPr>
+          <w:rFonts w:ascii="Times New Roman" w:hAnsi="Times New Roman" w:cs="Times New Roman"/>
+        </w:rPr>
+        <w:t xml:space="preserve">Không ảnh hưởng cuốn khác </w:t>
+      </w:r>
+    </w:p>
+    <w:p>
+      <w:pPr>
+        <w:rPr>
+          <w:rFonts w:ascii="Times New Roman" w:hAnsi="Times New Roman" w:cs="Times New Roman"/>
+        </w:rPr>
+      </w:pPr>
+      <w:r>
+        <w:rPr>
+          <w:rFonts w:ascii="Times New Roman" w:hAnsi="Times New Roman" w:cs="Times New Roman"/>
+        </w:rPr>
+        <w:pict w14:anchorId="38C0E8B2">
+          <v:rect id="_x0000_i1058" style="width:0;height:1.5pt" o:hralign="center" o:hrstd="t" o:hr="t" fillcolor="#a0a0a0" stroked="f"/>
+        </w:pict>
+      </w:r>
+    </w:p>
+    <w:p>
+      <w:pPr>
+        <w:rPr>
+          <w:rFonts w:ascii="Times New Roman" w:hAnsi="Times New Roman" w:cs="Times New Roman"/>
+          <w:b/>
+          <w:bCs/>
+        </w:rPr>
+      </w:pPr>
+      <w:r>
+        <w:rPr>
+          <w:rFonts w:ascii="Times New Roman" w:hAnsi="Times New Roman" w:cs="Times New Roman"/>
+          <w:b/>
+          <w:bCs/>
+        </w:rPr>
+        <w:t>3. Mô hình hóa ERD (Chen)</w:t>
+      </w:r>
+    </w:p>
+    <w:p>
+      <w:pPr>
+        <w:rPr>
+          <w:rFonts w:ascii="Times New Roman" w:hAnsi="Times New Roman" w:cs="Times New Roman"/>
+          <w:b/>
+          <w:bCs/>
+        </w:rPr>
+      </w:pPr>
+      <w:r>
+        <w:rPr>
+          <w:rFonts w:ascii="Times New Roman" w:hAnsi="Times New Roman" w:cs="Times New Roman"/>
+          <w:b/>
+          <w:bCs/>
+        </w:rPr>
+        <w:t>Quan hệ:</w:t>
+      </w:r>
+    </w:p>
+    <w:p>
+      <w:pPr>
+        <w:numPr>
+          <w:ilvl w:val="0"/>
+          <w:numId w:val="8"/>
+        </w:numPr>
+        <w:rPr>
+          <w:rFonts w:ascii="Times New Roman" w:hAnsi="Times New Roman" w:cs="Times New Roman"/>
+        </w:rPr>
+      </w:pPr>
+      <w:r>
+        <w:rPr>
+          <w:rFonts w:ascii="Times New Roman" w:hAnsi="Times New Roman" w:cs="Times New Roman"/>
+        </w:rPr>
+        <w:t xml:space="preserve">STUDENTS (1) —— (N) LOAN_CARDS </w:t>
+      </w:r>
+    </w:p>
+    <w:p>
+      <w:pPr>
+        <w:numPr>
+          <w:ilvl w:val="0"/>
+          <w:numId w:val="8"/>
+        </w:numPr>
+        <w:rPr>
+          <w:rFonts w:ascii="Times New Roman" w:hAnsi="Times New Roman" w:cs="Times New Roman"/>
+        </w:rPr>
+      </w:pPr>
+      <w:r>
+        <w:rPr>
+          <w:rFonts w:ascii="Times New Roman" w:hAnsi="Times New Roman" w:cs="Times New Roman"/>
+        </w:rPr>
+        <w:t xml:space="preserve">LOAN_CARDS (1) —— (N) LOAN_DETAILS </w:t>
+      </w:r>
+    </w:p>
+    <w:p>
+      <w:pPr>
+        <w:numPr>
+          <w:ilvl w:val="0"/>
+          <w:numId w:val="8"/>
+        </w:numPr>
+        <w:rPr>
+          <w:rFonts w:ascii="Times New Roman" w:hAnsi="Times New Roman" w:cs="Times New Roman"/>
+        </w:rPr>
+      </w:pPr>
+      <w:r>
+        <w:rPr>
+          <w:rFonts w:ascii="Times New Roman" w:hAnsi="Times New Roman" w:cs="Times New Roman"/>
+        </w:rPr>
+        <w:t xml:space="preserve">BOOKS (1) —— (N) LOAN_DETAILS </w:t>
+      </w:r>
+    </w:p>
+    <w:p>
+      <w:pPr>
+        <w:rPr>
+          <w:rFonts w:ascii="Times New Roman" w:hAnsi="Times New Roman" w:cs="Times New Roman"/>
+        </w:rPr>
+      </w:pPr>
+      <w:r>
+        <w:rPr>
+          <w:rFonts w:ascii="Times New Roman" w:hAnsi="Times New Roman" w:cs="Times New Roman"/>
+        </w:rPr>
+        <w:pict w14:anchorId="5BABCEA7">
+          <v:rect id="_x0000_i1059" style="width:0;height:1.5pt" o:hralign="center" o:hrstd="t" o:hr="t" fillcolor="#a0a0a0" stroked="f"/>
+        </w:pict>
+      </w:r>
+    </w:p>
+    <w:p>
+      <w:pPr>
+        <w:rPr>
+          <w:rFonts w:ascii="Times New Roman" w:hAnsi="Times New Roman" w:cs="Times New Roman"/>
+          <w:b/>
+          <w:bCs/>
+        </w:rPr>
+      </w:pPr>
+      <w:r>
+        <w:rPr>
+          <w:rFonts w:ascii="Times New Roman" w:hAnsi="Times New Roman" w:cs="Times New Roman"/>
+          <w:b/>
+          <w:bCs/>
+        </w:rPr>
+        <w:t>Sơ đồ (mô tả dạng chữ)</w:t>
+      </w:r>
+    </w:p>
+    <w:p>
+      <w:pPr>
+        <w:rPr>
+          <w:rFonts w:ascii="Times New Roman" w:hAnsi="Times New Roman" w:cs="Times New Roman"/>
+          <w:b/>
+          <w:bCs/>
+        </w:rPr>
+      </w:pPr>
+    </w:p>
+    <w:p>
+      <w:pPr>
+        <w:rPr>
+          <w:rFonts w:ascii="Times New Roman" w:hAnsi="Times New Roman" w:cs="Times New Roman"/>
+          <w:b/>
+          <w:bCs/>
+        </w:rPr>
+      </w:pPr>
+    </w:p>
+    <w:p>
+      <w:pPr>
+        <w:rPr>
+          <w:rFonts w:ascii="Times New Roman" w:hAnsi="Times New Roman" w:cs="Times New Roman"/>
+          <w:b/>
+          <w:bCs/>
+        </w:rPr>
+      </w:pPr>
+    </w:p>
+    <w:p>
+      <w:pPr>
+        <w:rPr>
+          <w:rFonts w:ascii="Times New Roman" w:hAnsi="Times New Roman" w:cs="Times New Roman"/>
+          <w:b/>
+          <w:bCs/>
+        </w:rPr>
+      </w:pPr>
+    </w:p>
+    <w:p>
+      <w:pPr>
+        <w:rPr>
+          <w:rFonts w:ascii="Times New Roman" w:hAnsi="Times New Roman" w:cs="Times New Roman"/>
+          <w:b/>
+          <w:bCs/>
+        </w:rPr>
+      </w:pPr>
+      <w:r>
+        <w:rPr>
+          <w:rFonts w:ascii="Times New Roman" w:hAnsi="Times New Roman" w:cs="Times New Roman"/>
+          <w:b/>
+          <w:bCs/>
+        </w:rPr>
+        <w:br w:type="page"/>
+      </w:r>
+    </w:p>
+    <w:p>
+      <w:pPr>
+        <w:rPr>
+          <w:rFonts w:ascii="Times New Roman" w:hAnsi="Times New Roman" w:cs="Times New Roman"/>
+          <w:b/>
+          <w:bCs/>
+        </w:rPr>
+      </w:pPr>
+      <w:r>
+        <w:rPr>
+          <w:rFonts w:ascii="Times New Roman" w:hAnsi="Times New Roman" w:cs="Times New Roman"/>
+          <w:b/>
+          <w:bCs/>
+        </w:rPr>
+        <w:lastRenderedPageBreak/>
+        <w:t>STUDENTS</w:t>
+      </w:r>
+    </w:p>
+    <w:p>
+      <w:pPr>
+        <w:rPr>
+          <w:rFonts w:ascii="Times New Roman" w:hAnsi="Times New Roman" w:cs="Times New Roman"/>
+          <w:b/>
+          <w:bCs/>
+        </w:rPr>
+      </w:pPr>
+      <w:r>
+        <w:rPr>
+          <w:rFonts w:ascii="Times New Roman" w:hAnsi="Times New Roman" w:cs="Times New Roman"/>
+          <w:b/>
+          <w:bCs/>
+        </w:rPr>
+        <w:t>---------</w:t>
+      </w:r>
+    </w:p>
+    <w:p>
+      <w:pPr>
+        <w:rPr>
+          <w:rFonts w:ascii="Times New Roman" w:hAnsi="Times New Roman" w:cs="Times New Roman"/>
+          <w:b/>
+          <w:bCs/>
+        </w:rPr>
+      </w:pPr>
+      <w:r>
+        <w:rPr>
+          <w:rFonts w:ascii="Times New Roman" w:hAnsi="Times New Roman" w:cs="Times New Roman"/>
+          <w:b/>
+          <w:bCs/>
+        </w:rPr>
+        <w:t>student_id (PK)</w:t>
+      </w:r>
+    </w:p>
+    <w:p>
+      <w:pPr>
+        <w:rPr>
+          <w:rFonts w:ascii="Times New Roman" w:hAnsi="Times New Roman" w:cs="Times New Roman"/>
+          <w:b/>
+          <w:bCs/>
+        </w:rPr>
+      </w:pPr>
+      <w:r>
+        <w:rPr>
+          <w:rFonts w:ascii="Times New Roman" w:hAnsi="Times New Roman" w:cs="Times New Roman"/>
+          <w:b/>
+          <w:bCs/>
+        </w:rPr>
+        <w:t>name</w:t>
+      </w:r>
+    </w:p>
+    <w:p>
+      <w:pPr>
+        <w:rPr>
+          <w:rFonts w:ascii="Times New Roman" w:hAnsi="Times New Roman" w:cs="Times New Roman"/>
+          <w:b/>
+          <w:bCs/>
+        </w:rPr>
+      </w:pPr>
+      <w:r>
+        <w:rPr>
+          <w:rFonts w:ascii="Times New Roman" w:hAnsi="Times New Roman" w:cs="Times New Roman"/>
+          <w:b/>
+          <w:bCs/>
+        </w:rPr>
+        <w:t>email</w:t>
+      </w:r>
+    </w:p>
+    <w:p>
+      <w:pPr>
+        <w:rPr>
+          <w:rFonts w:ascii="Times New Roman" w:hAnsi="Times New Roman" w:cs="Times New Roman"/>
+          <w:b/>
+          <w:bCs/>
+        </w:rPr>
+      </w:pPr>
+      <w:r>
+        <w:rPr>
+          <w:rFonts w:ascii="Times New Roman" w:hAnsi="Times New Roman" w:cs="Times New Roman"/>
+          <w:b/>
+          <w:bCs/>
+        </w:rPr>
+        <w:t>phone</w:t>
+      </w:r>
+    </w:p>
+    <w:p>
+      <w:pPr>
+        <w:rPr>
+          <w:rFonts w:ascii="Times New Roman" w:hAnsi="Times New Roman" w:cs="Times New Roman"/>
+          <w:b/>
+          <w:bCs/>
+        </w:rPr>
+      </w:pPr>
+    </w:p>
+    <w:p>
+      <w:pPr>
+        <w:rPr>
+          <w:rFonts w:ascii="Times New Roman" w:hAnsi="Times New Roman" w:cs="Times New Roman"/>
+          <w:b/>
+          <w:bCs/>
+        </w:rPr>
+      </w:pPr>
+      <w:r>
+        <w:rPr>
+          <w:rFonts w:ascii="Times New Roman" w:hAnsi="Times New Roman" w:cs="Times New Roman"/>
+          <w:b/>
+          <w:bCs/>
+        </w:rPr>
+        <w:t xml:space="preserve">        1</w:t>
+      </w:r>
+    </w:p>
+    <w:p>
+      <w:pPr>
+        <w:rPr>
+          <w:rFonts w:ascii="Times New Roman" w:hAnsi="Times New Roman" w:cs="Times New Roman"/>
+          <w:b/>
+          <w:bCs/>
+        </w:rPr>
+      </w:pPr>
+      <w:r>
+        <w:rPr>
+          <w:rFonts w:ascii="Times New Roman" w:hAnsi="Times New Roman" w:cs="Times New Roman"/>
+          <w:b/>
+          <w:bCs/>
+        </w:rPr>
+        <w:t xml:space="preserve">        |</w:t>
+      </w:r>
+    </w:p>
+    <w:p>
+      <w:pPr>
+        <w:rPr>
+          <w:rFonts w:ascii="Times New Roman" w:hAnsi="Times New Roman" w:cs="Times New Roman"/>
+          <w:b/>
+          <w:bCs/>
+        </w:rPr>
+      </w:pPr>
+      <w:r>
+        <w:rPr>
+          <w:rFonts w:ascii="Times New Roman" w:hAnsi="Times New Roman" w:cs="Times New Roman"/>
+          <w:b/>
+          <w:bCs/>
+        </w:rPr>
+        <w:t xml:space="preserve">        | borrows</w:t>
+      </w:r>
+    </w:p>
+    <w:p>
+      <w:pPr>
+        <w:rPr>
+          <w:rFonts w:ascii="Times New Roman" w:hAnsi="Times New Roman" w:cs="Times New Roman"/>
+          <w:b/>
+          <w:bCs/>
+        </w:rPr>
+      </w:pPr>
+      <w:r>
+        <w:rPr>
+          <w:rFonts w:ascii="Times New Roman" w:hAnsi="Times New Roman" w:cs="Times New Roman"/>
+          <w:b/>
+          <w:bCs/>
+        </w:rPr>
+        <w:t xml:space="preserve">        |</w:t>
+      </w:r>
+    </w:p>
+    <w:p>
+      <w:pPr>
+        <w:rPr>
+          <w:rFonts w:ascii="Times New Roman" w:hAnsi="Times New Roman" w:cs="Times New Roman"/>
+          <w:b/>
+          <w:bCs/>
+        </w:rPr>
+      </w:pPr>
+      <w:r>
+        <w:rPr>
+          <w:rFonts w:ascii="Times New Roman" w:hAnsi="Times New Roman" w:cs="Times New Roman"/>
+          <w:b/>
+          <w:bCs/>
+        </w:rPr>
+        <w:t xml:space="preserve">        N</w:t>
+      </w:r>
+    </w:p>
+    <w:p>
+      <w:pPr>
+        <w:rPr>
+          <w:rFonts w:ascii="Times New Roman" w:hAnsi="Times New Roman" w:cs="Times New Roman"/>
+          <w:b/>
+          <w:bCs/>
+        </w:rPr>
+      </w:pPr>
+    </w:p>
+    <w:p>
+      <w:pPr>
+        <w:rPr>
+          <w:rFonts w:ascii="Times New Roman" w:hAnsi="Times New Roman" w:cs="Times New Roman"/>
+          <w:b/>
+          <w:bCs/>
+        </w:rPr>
+      </w:pPr>
+      <w:r>
+        <w:rPr>
+          <w:rFonts w:ascii="Times New Roman" w:hAnsi="Times New Roman" w:cs="Times New Roman"/>
+          <w:b/>
+          <w:bCs/>
+        </w:rPr>
+        <w:t>LOAN_CARDS</w:t>
+      </w:r>
+    </w:p>
+    <w:p>
+      <w:pPr>
+        <w:rPr>
+          <w:rFonts w:ascii="Times New Roman" w:hAnsi="Times New Roman" w:cs="Times New Roman"/>
+          <w:b/>
+          <w:bCs/>
+        </w:rPr>
+      </w:pPr>
+      <w:r>
+        <w:rPr>
+          <w:rFonts w:ascii="Times New Roman" w:hAnsi="Times New Roman" w:cs="Times New Roman"/>
+          <w:b/>
+          <w:bCs/>
+        </w:rPr>
+        <w:t>---------</w:t>
+      </w:r>
+    </w:p>
+    <w:p>
+      <w:pPr>
+        <w:rPr>
+          <w:rFonts w:ascii="Times New Roman" w:hAnsi="Times New Roman" w:cs="Times New Roman"/>
+          <w:b/>
+          <w:bCs/>
+        </w:rPr>
+      </w:pPr>
+      <w:r>
+        <w:rPr>
+          <w:rFonts w:ascii="Times New Roman" w:hAnsi="Times New Roman" w:cs="Times New Roman"/>
+          <w:b/>
+          <w:bCs/>
+        </w:rPr>
+        <w:t>loan_id (PK)</w:t>
+      </w:r>
+    </w:p>
+    <w:p>
+      <w:pPr>
+        <w:rPr>
+          <w:rFonts w:ascii="Times New Roman" w:hAnsi="Times New Roman" w:cs="Times New Roman"/>
+          <w:b/>
+          <w:bCs/>
+        </w:rPr>
+      </w:pPr>
+      <w:r>
+        <w:rPr>
+          <w:rFonts w:ascii="Times New Roman" w:hAnsi="Times New Roman" w:cs="Times New Roman"/>
+          <w:b/>
+          <w:bCs/>
+        </w:rPr>
+        <w:t>loan_date</w:t>
+      </w:r>
+    </w:p>
+    <w:p>
+      <w:pPr>
+        <w:rPr>
+          <w:rFonts w:ascii="Times New Roman" w:hAnsi="Times New Roman" w:cs="Times New Roman"/>
+          <w:b/>
+          <w:bCs/>
+        </w:rPr>
+      </w:pPr>
+      <w:r>
+        <w:rPr>
+          <w:rFonts w:ascii="Times New Roman" w:hAnsi="Times New Roman" w:cs="Times New Roman"/>
+          <w:b/>
+          <w:bCs/>
+        </w:rPr>
+        <w:t>due_date</w:t>
+      </w:r>
+    </w:p>
+    <w:p>
+      <w:pPr>
+        <w:rPr>
+          <w:rFonts w:ascii="Times New Roman" w:hAnsi="Times New Roman" w:cs="Times New Roman"/>
+          <w:b/>
+          <w:bCs/>
+        </w:rPr>
+      </w:pPr>
+      <w:r>
+        <w:rPr>
+          <w:rFonts w:ascii="Times New Roman" w:hAnsi="Times New Roman" w:cs="Times New Roman"/>
+          <w:b/>
+          <w:bCs/>
+        </w:rPr>
+        <w:t>student_id (FK)</w:t>
+      </w:r>
+    </w:p>
+    <w:p>
+      <w:pPr>
+        <w:rPr>
+          <w:rFonts w:ascii="Times New Roman" w:hAnsi="Times New Roman" w:cs="Times New Roman"/>
+          <w:b/>
+          <w:bCs/>
+        </w:rPr>
+      </w:pPr>
+    </w:p>
+    <w:p>
+      <w:pPr>
+        <w:rPr>
+          <w:rFonts w:ascii="Times New Roman" w:hAnsi="Times New Roman" w:cs="Times New Roman"/>
+          <w:b/>
+          <w:bCs/>
+        </w:rPr>
+      </w:pPr>
+      <w:r>
+        <w:rPr>
+          <w:rFonts w:ascii="Times New Roman" w:hAnsi="Times New Roman" w:cs="Times New Roman"/>
+          <w:b/>
+          <w:bCs/>
+        </w:rPr>
+        <w:t xml:space="preserve">        1</w:t>
+      </w:r>
+    </w:p>
+    <w:p>
+      <w:pPr>
+        <w:rPr>
+          <w:rFonts w:ascii="Times New Roman" w:hAnsi="Times New Roman" w:cs="Times New Roman"/>
+          <w:b/>
+          <w:bCs/>
+        </w:rPr>
+      </w:pPr>
+      <w:r>
+        <w:rPr>
+          <w:rFonts w:ascii="Times New Roman" w:hAnsi="Times New Roman" w:cs="Times New Roman"/>
+          <w:b/>
+          <w:bCs/>
+        </w:rPr>
+        <w:t xml:space="preserve">        |</w:t>
+      </w:r>
+    </w:p>
+    <w:p>
+      <w:pPr>
+        <w:rPr>
+          <w:rFonts w:ascii="Times New Roman" w:hAnsi="Times New Roman" w:cs="Times New Roman"/>
+          <w:b/>
+          <w:bCs/>
+        </w:rPr>
+      </w:pPr>
+      <w:r>
+        <w:rPr>
+          <w:rFonts w:ascii="Times New Roman" w:hAnsi="Times New Roman" w:cs="Times New Roman"/>
+          <w:b/>
+          <w:bCs/>
+        </w:rPr>
+        <w:t xml:space="preserve">        | contains</w:t>
+      </w:r>
+    </w:p>
+    <w:p>
+      <w:pPr>
+        <w:rPr>
+          <w:rFonts w:ascii="Times New Roman" w:hAnsi="Times New Roman" w:cs="Times New Roman"/>
+          <w:b/>
+          <w:bCs/>
+        </w:rPr>
+      </w:pPr>
+      <w:r>
+        <w:rPr>
+          <w:rFonts w:ascii="Times New Roman" w:hAnsi="Times New Roman" w:cs="Times New Roman"/>
+          <w:b/>
+          <w:bCs/>
+        </w:rPr>
+        <w:t xml:space="preserve">        |</w:t>
+      </w:r>
+    </w:p>
+    <w:p>
+      <w:pPr>
+        <w:rPr>
+          <w:rFonts w:ascii="Times New Roman" w:hAnsi="Times New Roman" w:cs="Times New Roman"/>
+          <w:b/>
+          <w:bCs/>
+        </w:rPr>
+      </w:pPr>
+      <w:r>
+        <w:rPr>
+          <w:rFonts w:ascii="Times New Roman" w:hAnsi="Times New Roman" w:cs="Times New Roman"/>
+          <w:b/>
+          <w:bCs/>
+        </w:rPr>
+        <w:t xml:space="preserve">        N</w:t>
+      </w:r>
+    </w:p>
+    <w:p>
+      <w:pPr>
+        <w:rPr>
+          <w:rFonts w:ascii="Times New Roman" w:hAnsi="Times New Roman" w:cs="Times New Roman"/>
+          <w:b/>
+          <w:bCs/>
+        </w:rPr>
+      </w:pPr>
+    </w:p>
+    <w:p>
+      <w:pPr>
+        <w:rPr>
+          <w:rFonts w:ascii="Times New Roman" w:hAnsi="Times New Roman" w:cs="Times New Roman"/>
+          <w:b/>
+          <w:bCs/>
+        </w:rPr>
+      </w:pPr>
+      <w:r>
+        <w:rPr>
+          <w:rFonts w:ascii="Times New Roman" w:hAnsi="Times New Roman" w:cs="Times New Roman"/>
+          <w:b/>
+          <w:bCs/>
+        </w:rPr>
+        <w:t>LOAN_DETAILS</w:t>
+      </w:r>
+    </w:p>
+    <w:p>
+      <w:pPr>
+        <w:rPr>
+          <w:rFonts w:ascii="Times New Roman" w:hAnsi="Times New Roman" w:cs="Times New Roman"/>
+          <w:b/>
+          <w:bCs/>
+        </w:rPr>
+      </w:pPr>
+      <w:r>
+        <w:rPr>
+          <w:rFonts w:ascii="Times New Roman" w:hAnsi="Times New Roman" w:cs="Times New Roman"/>
+          <w:b/>
+          <w:bCs/>
+        </w:rPr>
+        <w:lastRenderedPageBreak/>
+        <w:t>---------</w:t>
+      </w:r>
+    </w:p>
+    <w:p>
+      <w:pPr>
+        <w:rPr>
+          <w:rFonts w:ascii="Times New Roman" w:hAnsi="Times New Roman" w:cs="Times New Roman"/>
+          <w:b/>
+          <w:bCs/>
+        </w:rPr>
+      </w:pPr>
+      <w:r>
+        <w:rPr>
+          <w:rFonts w:ascii="Times New Roman" w:hAnsi="Times New Roman" w:cs="Times New Roman"/>
+          <w:b/>
+          <w:bCs/>
+        </w:rPr>
+        <w:t>loan_id (FK)</w:t>
+      </w:r>
+    </w:p>
+    <w:p>
+      <w:pPr>
+        <w:rPr>
+          <w:rFonts w:ascii="Times New Roman" w:hAnsi="Times New Roman" w:cs="Times New Roman"/>
+          <w:b/>
+          <w:bCs/>
+        </w:rPr>
+      </w:pPr>
+      <w:r>
+        <w:rPr>
+          <w:rFonts w:ascii="Times New Roman" w:hAnsi="Times New Roman" w:cs="Times New Roman"/>
+          <w:b/>
+          <w:bCs/>
+        </w:rPr>
+        <w:t>book_id (FK)</w:t>
+      </w:r>
+    </w:p>
+    <w:p>
+      <w:pPr>
+        <w:rPr>
+          <w:rFonts w:ascii="Times New Roman" w:hAnsi="Times New Roman" w:cs="Times New Roman"/>
+          <w:b/>
+          <w:bCs/>
+        </w:rPr>
+      </w:pPr>
+      <w:r>
+        <w:rPr>
+          <w:rFonts w:ascii="Times New Roman" w:hAnsi="Times New Roman" w:cs="Times New Roman"/>
+          <w:b/>
+          <w:bCs/>
+        </w:rPr>
+        <w:t>status</w:t>
+      </w:r>
+    </w:p>
+    <w:p>
+      <w:pPr>
+        <w:rPr>
+          <w:rFonts w:ascii="Times New Roman" w:hAnsi="Times New Roman" w:cs="Times New Roman"/>
+          <w:b/>
+          <w:bCs/>
+        </w:rPr>
+      </w:pPr>
+      <w:r>
+        <w:rPr>
+          <w:rFonts w:ascii="Times New Roman" w:hAnsi="Times New Roman" w:cs="Times New Roman"/>
+          <w:b/>
+          <w:bCs/>
+        </w:rPr>
+        <w:t>return_date</w:t>
+      </w:r>
+    </w:p>
+    <w:p>
+      <w:pPr>
+        <w:rPr>
+          <w:rFonts w:ascii="Times New Roman" w:hAnsi="Times New Roman" w:cs="Times New Roman"/>
+          <w:b/>
+          <w:bCs/>
+        </w:rPr>
+      </w:pPr>
+    </w:p>
+    <w:p>
+      <w:pPr>
+        <w:rPr>
+          <w:rFonts w:ascii="Times New Roman" w:hAnsi="Times New Roman" w:cs="Times New Roman"/>
+          <w:b/>
+          <w:bCs/>
+        </w:rPr>
+      </w:pPr>
+      <w:r>
+        <w:rPr>
+          <w:rFonts w:ascii="Times New Roman" w:hAnsi="Times New Roman" w:cs="Times New Roman"/>
+          <w:b/>
+          <w:bCs/>
+        </w:rPr>
+        <w:t xml:space="preserve">        N</w:t>
+      </w:r>
+    </w:p>
+    <w:p>
+      <w:pPr>
+        <w:rPr>
+          <w:rFonts w:ascii="Times New Roman" w:hAnsi="Times New Roman" w:cs="Times New Roman"/>
+          <w:b/>
+          <w:bCs/>
+        </w:rPr>
+      </w:pPr>
+      <w:r>
+        <w:rPr>
+          <w:rFonts w:ascii="Times New Roman" w:hAnsi="Times New Roman" w:cs="Times New Roman"/>
+          <w:b/>
+          <w:bCs/>
+        </w:rPr>
+        <w:t xml:space="preserve">        |</w:t>
+      </w:r>
+    </w:p>
+    <w:p>
+      <w:pPr>
+        <w:rPr>
+          <w:rFonts w:ascii="Times New Roman" w:hAnsi="Times New Roman" w:cs="Times New Roman"/>
+          <w:b/>
+          <w:bCs/>
+        </w:rPr>
+      </w:pPr>
+      <w:r>
+        <w:rPr>
+          <w:rFonts w:ascii="Times New Roman" w:hAnsi="Times New Roman" w:cs="Times New Roman"/>
+          <w:b/>
+          <w:bCs/>
+        </w:rPr>
+        <w:t xml:space="preserve">        | refers to</w:t>
+      </w:r>
+    </w:p>
+    <w:p>
+      <w:pPr>
+        <w:rPr>
+          <w:rFonts w:ascii="Times New Roman" w:hAnsi="Times New Roman" w:cs="Times New Roman"/>
+          <w:b/>
+          <w:bCs/>
+        </w:rPr>
+      </w:pPr>
+      <w:r>
+        <w:rPr>
+          <w:rFonts w:ascii="Times New Roman" w:hAnsi="Times New Roman" w:cs="Times New Roman"/>
+          <w:b/>
+          <w:bCs/>
+        </w:rPr>
+        <w:t xml:space="preserve">        |</w:t>
+      </w:r>
+    </w:p>
+    <w:p>
+      <w:pPr>
+        <w:rPr>
+          <w:rFonts w:ascii="Times New Roman" w:hAnsi="Times New Roman" w:cs="Times New Roman"/>
+          <w:b/>
+          <w:bCs/>
+        </w:rPr>
+      </w:pPr>
+      <w:r>
+        <w:rPr>
+          <w:rFonts w:ascii="Times New Roman" w:hAnsi="Times New Roman" w:cs="Times New Roman"/>
+          <w:b/>
+          <w:bCs/>
+        </w:rPr>
+        <w:t xml:space="preserve">        1</w:t>
+      </w:r>
+    </w:p>
+    <w:p>
+      <w:pPr>
+        <w:rPr>
+          <w:rFonts w:ascii="Times New Roman" w:hAnsi="Times New Roman" w:cs="Times New Roman"/>
+          <w:b/>
+          <w:bCs/>
+        </w:rPr>
+      </w:pPr>
+    </w:p>
+    <w:p>
+      <w:pPr>
+        <w:rPr>
+          <w:rFonts w:ascii="Times New Roman" w:hAnsi="Times New Roman" w:cs="Times New Roman"/>
+          <w:b/>
+          <w:bCs/>
+        </w:rPr>
+      </w:pPr>
+      <w:r>
+        <w:rPr>
+          <w:rFonts w:ascii="Times New Roman" w:hAnsi="Times New Roman" w:cs="Times New Roman"/>
+          <w:b/>
+          <w:bCs/>
+        </w:rPr>
+        <w:t>BOOKS</w:t>
+      </w:r>
+    </w:p>
+    <w:p>
+      <w:pPr>
+        <w:rPr>
+          <w:rFonts w:ascii="Times New Roman" w:hAnsi="Times New Roman" w:cs="Times New Roman"/>
+          <w:b/>
+          <w:bCs/>
+        </w:rPr>
+      </w:pPr>
+      <w:r>
+        <w:rPr>
+          <w:rFonts w:ascii="Times New Roman" w:hAnsi="Times New Roman" w:cs="Times New Roman"/>
+          <w:b/>
+          <w:bCs/>
+        </w:rPr>
+        <w:t>---------</w:t>
+      </w:r>
+    </w:p>
+    <w:p>
+      <w:pPr>
+        <w:rPr>
+          <w:rFonts w:ascii="Times New Roman" w:hAnsi="Times New Roman" w:cs="Times New Roman"/>
+          <w:b/>
+          <w:bCs/>
+        </w:rPr>
+      </w:pPr>
+      <w:r>
+        <w:rPr>
+          <w:rFonts w:ascii="Times New Roman" w:hAnsi="Times New Roman" w:cs="Times New Roman"/>
+          <w:b/>
+          <w:bCs/>
+        </w:rPr>
+        <w:t>book_id (PK)</w:t>
+      </w:r>
+    </w:p>
+    <w:p>
+      <w:pPr>
+        <w:rPr>
+          <w:rFonts w:ascii="Times New Roman" w:hAnsi="Times New Roman" w:cs="Times New Roman"/>
+          <w:b/>
+          <w:bCs/>
+        </w:rPr>
+      </w:pPr>
+      <w:r>
+        <w:rPr>
+          <w:rFonts w:ascii="Times New Roman" w:hAnsi="Times New Roman" w:cs="Times New Roman"/>
+          <w:b/>
+          <w:bCs/>
+        </w:rPr>
+        <w:t>title</w:t>
+      </w:r>
+    </w:p>
+    <w:p>
+      <w:pPr>
+        <w:rPr>
+          <w:rFonts w:ascii="Times New Roman" w:hAnsi="Times New Roman" w:cs="Times New Roman"/>
+          <w:b/>
+          <w:bCs/>
+        </w:rPr>
+      </w:pPr>
+      <w:r>
+        <w:rPr>
+          <w:rFonts w:ascii="Times New Roman" w:hAnsi="Times New Roman" w:cs="Times New Roman"/>
+          <w:b/>
+          <w:bCs/>
+        </w:rPr>
+        <w:t>author</w:t>
+      </w:r>
+    </w:p>
+    <w:p>
+      <w:pPr>
+        <w:rPr>
+          <w:rFonts w:ascii="Times New Roman" w:hAnsi="Times New Roman" w:cs="Times New Roman"/>
+          <w:b/>
+          <w:bCs/>
+        </w:rPr>
+      </w:pPr>
+      <w:r>
+        <w:rPr>
+          <w:rFonts w:ascii="Times New Roman" w:hAnsi="Times New Roman" w:cs="Times New Roman"/>
+          <w:b/>
+          <w:bCs/>
+        </w:rPr>
+        <w:t>category</w:t>
+      </w:r>
+    </w:p>
+    <w:p>
+      <w:pPr>
+        <w:rPr>
+          <w:rFonts w:ascii="Times New Roman" w:hAnsi="Times New Roman" w:cs="Times New Roman"/>
+          <w:b/>
+          <w:bCs/>
+        </w:rPr>
+      </w:pPr>
+      <w:r>
+        <w:rPr>
+          <w:rFonts w:ascii="Times New Roman" w:hAnsi="Times New Roman" w:cs="Times New Roman"/>
+          <w:b/>
+          <w:bCs/>
+        </w:rPr>
+        <w:t>4. Kết luận ngắn gọn</w:t>
+      </w:r>
+    </w:p>
+    <w:p>
+      <w:pPr>
+        <w:numPr>
+          <w:ilvl w:val="0"/>
+          <w:numId w:val="9"/>
+        </w:numPr>
+        <w:rPr>
+          <w:rFonts w:ascii="Times New Roman" w:hAnsi="Times New Roman" w:cs="Times New Roman"/>
+        </w:rPr>
+      </w:pPr>
+      <w:r>
+        <w:rPr>
+          <w:rFonts w:ascii="Times New Roman" w:hAnsi="Times New Roman" w:cs="Times New Roman"/>
+        </w:rPr>
+        <w:t xml:space="preserve">STATUS </w:t>
+      </w:r>
+      <w:r>
+        <w:rPr>
+          <w:rFonts w:ascii="Times New Roman" w:hAnsi="Times New Roman" w:cs="Times New Roman"/>
+          <w:b/>
+          <w:bCs/>
+        </w:rPr>
+        <w:t>phải đặt ở bảng trung gian (LOAN_DETAILS)</w:t>
+      </w:r>
+      <w:r>
+        <w:rPr>
+          <w:rFonts w:ascii="Times New Roman" w:hAnsi="Times New Roman" w:cs="Times New Roman"/>
+        </w:rPr>
+        <w:t xml:space="preserve"> </w:t>
+      </w:r>
+    </w:p>
+    <w:p>
+      <w:pPr>
+        <w:numPr>
+          <w:ilvl w:val="0"/>
+          <w:numId w:val="9"/>
+        </w:numPr>
+        <w:rPr>
+          <w:rFonts w:ascii="Times New Roman" w:hAnsi="Times New Roman" w:cs="Times New Roman"/>
+        </w:rPr>
+      </w:pPr>
+      <w:r>
+        <w:rPr>
+          <w:rFonts w:ascii="Times New Roman" w:hAnsi="Times New Roman" w:cs="Times New Roman"/>
+        </w:rPr>
+        <w:t xml:space="preserve">Vì trạng thái cần quản lý </w:t>
+      </w:r>
+      <w:r>
+        <w:rPr>
+          <w:rFonts w:ascii="Times New Roman" w:hAnsi="Times New Roman" w:cs="Times New Roman"/>
+          <w:b/>
+          <w:bCs/>
+        </w:rPr>
+        <w:t>theo từng cuốn sách</w:t>
+      </w:r>
+      <w:r>
+        <w:rPr>
+          <w:rFonts w:ascii="Times New Roman" w:hAnsi="Times New Roman" w:cs="Times New Roman"/>
+        </w:rPr>
+        <w:t xml:space="preserve">, không phải theo phiếu </w:t>
+      </w:r>
+    </w:p>
+    <w:p>
+      <w:pPr>
+        <w:numPr>
+          <w:ilvl w:val="0"/>
+          <w:numId w:val="9"/>
+        </w:numPr>
+        <w:rPr>
+          <w:rFonts w:ascii="Times New Roman" w:hAnsi="Times New Roman" w:cs="Times New Roman"/>
+        </w:rPr>
+      </w:pPr>
+      <w:r>
+        <w:rPr>
+          <w:rFonts w:ascii="Times New Roman" w:hAnsi="Times New Roman" w:cs="Times New Roman"/>
+        </w:rPr>
+        <w:t xml:space="preserve">Đây là cách chuẩn để tránh lỗi khi: </w:t>
+      </w:r>
+    </w:p>
+    <w:p>
+      <w:pPr>
+        <w:numPr>
+          <w:ilvl w:val="1"/>
+          <w:numId w:val="9"/>
+        </w:numPr>
+        <w:rPr>
+          <w:rFonts w:ascii="Times New Roman" w:hAnsi="Times New Roman" w:cs="Times New Roman"/>
+        </w:rPr>
+      </w:pPr>
+      <w:r>
+        <w:rPr>
+          <w:rFonts w:ascii="Times New Roman" w:hAnsi="Times New Roman" w:cs="Times New Roman"/>
+        </w:rPr>
+        <w:t xml:space="preserve">Trả sách từng phần </w:t>
+      </w:r>
+    </w:p>
+    <w:p>
+      <w:pPr>
+        <w:numPr>
+          <w:ilvl w:val="1"/>
+          <w:numId w:val="9"/>
+        </w:numPr>
+        <w:rPr>
+          <w:rFonts w:ascii="Times New Roman" w:hAnsi="Times New Roman" w:cs="Times New Roman"/>
+        </w:rPr>
+      </w:pPr>
+      <w:r>
+        <w:rPr>
+          <w:rFonts w:ascii="Times New Roman" w:hAnsi="Times New Roman" w:cs="Times New Roman"/>
+        </w:rPr>
+        <w:t xml:space="preserve">Mất sách </w:t>
+      </w:r>
+    </w:p>
+    <w:p>
+      <w:pPr>
+        <w:numPr>
+          <w:ilvl w:val="1"/>
+          <w:numId w:val="9"/>
+        </w:numPr>
+        <w:rPr>
+          <w:rFonts w:ascii="Times New Roman" w:hAnsi="Times New Roman" w:cs="Times New Roman"/>
+        </w:rPr>
+      </w:pPr>
+      <w:r>
+        <w:rPr>
+          <w:rFonts w:ascii="Times New Roman" w:hAnsi="Times New Roman" w:cs="Times New Roman"/>
+        </w:rPr>
+        <w:t>Gia hạn riêng từng cuốn</w:t>
+      </w:r>
+    </w:p>
+    <w:p>
+      <w:pPr>
+        <w:rPr>
+          <w:rFonts w:ascii="Times New Roman" w:hAnsi="Times New Roman" w:cs="Times New Roman"/>
+        </w:rPr>
+      </w:pPr>
+    </w:p>
     <w:sectPr>
       <w:pgSz w:w="12240" w:h="15840"/>
       <w:pgMar w:top="1440" w:right="1440" w:bottom="1440" w:left="1440" w:header="720" w:footer="720" w:gutter="0"/>
@@ -11,6 +1842,1429 @@
     </w:sectPr>
   </w:body>
 </w:document>
+</file>
+
+<file path=word/endnotes.xml><?xml version="1.0" encoding="utf-8"?>
+<w:endnotes xmlns:wpc="http://schemas.microsoft.com/office/word/2010/wordprocessingCanvas" xmlns:cx="http://schemas.microsoft.com/office/drawing/2014/chartex" xmlns:cx1="http://schemas.microsoft.com/office/drawing/2015/9/8/chartex" xmlns:cx2="http://schemas.microsoft.com/office/drawing/2015/10/21/chartex" xmlns:cx3="http://schemas.microsoft.com/office/drawing/2016/5/9/chartex" xmlns:cx4="http://schemas.microsoft.com/office/drawing/2016/5/10/chartex" xmlns:cx5="http://schemas.microsoft.com/office/drawing/2016/5/11/chartex" xmlns:cx6="http://schemas.microsoft.com/office/drawing/2016/5/12/chartex" xmlns:cx7="http://schemas.microsoft.com/office/drawing/2016/5/13/chartex" xmlns:cx8="http://schemas.microsoft.com/office/drawing/2016/5/14/chartex" xmlns:mc="http://schemas.openxmlformats.org/markup-compatibility/2006" xmlns:aink="http://schemas.microsoft.com/office/drawing/2016/ink" xmlns:am3d="http://schemas.microsoft.com/office/drawing/2017/model3d" xmlns:o="urn:schemas-microsoft-com:office:office" xmlns:oel="http://schemas.microsoft.com/office/2019/extlst" xmlns:r="http://schemas.openxmlformats.org/officeDocument/2006/relationships" xmlns:m="http://schemas.openxmlformats.org/officeDocument/2006/math" xmlns:v="urn:schemas-microsoft-com:vml" xmlns:wp14="http://schemas.microsoft.com/office/word/2010/wordprocessingDrawing" xmlns:wp="http://schemas.openxmlformats.org/drawingml/2006/wordprocessingDrawing" xmlns:w10="urn:schemas-microsoft-com:office:word" xmlns:w="http://schemas.openxmlformats.org/wordprocessingml/2006/main" xmlns:w14="http://schemas.microsoft.com/office/word/2010/wordml" xmlns:w15="http://schemas.microsoft.com/office/word/2012/wordml" xmlns:w16cex="http://schemas.microsoft.com/office/word/2018/wordml/cex" xmlns:w16cid="http://schemas.microsoft.com/office/word/2016/wordml/cid" xmlns:w16="http://schemas.microsoft.com/office/word/2018/wordml" xmlns:w16du="http://schemas.microsoft.com/office/word/2023/wordml/word16du" xmlns:w16sdtdh="http://schemas.microsoft.com/office/word/2020/wordml/sdtdatahash" xmlns:w16sdtfl="http://schemas.microsoft.com/office/word/2024/wordml/sdtformatlock" xmlns:w16se="http://schemas.microsoft.com/office/word/2015/wordml/symex" xmlns:wpg="http://schemas.microsoft.com/office/word/2010/wordprocessingGroup" xmlns:wpi="http://schemas.microsoft.com/office/word/2010/wordprocessingInk" xmlns:wne="http://schemas.microsoft.com/office/word/2006/wordml" xmlns:wps="http://schemas.microsoft.com/office/word/2010/wordprocessingShape" mc:Ignorable="w14 w15 w16se w16cid w16 w16cex w16sdtdh w16sdtfl w16du wp14">
+  <w:endnote w:type="separator" w:id="-1">
+    <w:p>
+      <w:pPr>
+        <w:spacing w:after="0" w:line="240" w:lineRule="auto"/>
+      </w:pPr>
+      <w:r>
+        <w:separator/>
+      </w:r>
+    </w:p>
+  </w:endnote>
+  <w:endnote w:type="continuationSeparator" w:id="0">
+    <w:p>
+      <w:pPr>
+        <w:spacing w:after="0" w:line="240" w:lineRule="auto"/>
+      </w:pPr>
+      <w:r>
+        <w:continuationSeparator/>
+      </w:r>
+    </w:p>
+  </w:endnote>
+</w:endnotes>
+</file>
+
+<file path=word/footnotes.xml><?xml version="1.0" encoding="utf-8"?>
+<w:footnotes xmlns:wpc="http://schemas.microsoft.com/office/word/2010/wordprocessingCanvas" xmlns:cx="http://schemas.microsoft.com/office/drawing/2014/chartex" xmlns:cx1="http://schemas.microsoft.com/office/drawing/2015/9/8/chartex" xmlns:cx2="http://schemas.microsoft.com/office/drawing/2015/10/21/chartex" xmlns:cx3="http://schemas.microsoft.com/office/drawing/2016/5/9/chartex" xmlns:cx4="http://schemas.microsoft.com/office/drawing/2016/5/10/chartex" xmlns:cx5="http://schemas.microsoft.com/office/drawing/2016/5/11/chartex" xmlns:cx6="http://schemas.microsoft.com/office/drawing/2016/5/12/chartex" xmlns:cx7="http://schemas.microsoft.com/office/drawing/2016/5/13/chartex" xmlns:cx8="http://schemas.microsoft.com/office/drawing/2016/5/14/chartex" xmlns:mc="http://schemas.openxmlformats.org/markup-compatibility/2006" xmlns:aink="http://schemas.microsoft.com/office/drawing/2016/ink" xmlns:am3d="http://schemas.microsoft.com/office/drawing/2017/model3d" xmlns:o="urn:schemas-microsoft-com:office:office" xmlns:oel="http://schemas.microsoft.com/office/2019/extlst" xmlns:r="http://schemas.openxmlformats.org/officeDocument/2006/relationships" xmlns:m="http://schemas.openxmlformats.org/officeDocument/2006/math" xmlns:v="urn:schemas-microsoft-com:vml" xmlns:wp14="http://schemas.microsoft.com/office/word/2010/wordprocessingDrawing" xmlns:wp="http://schemas.openxmlformats.org/drawingml/2006/wordprocessingDrawing" xmlns:w10="urn:schemas-microsoft-com:office:word" xmlns:w="http://schemas.openxmlformats.org/wordprocessingml/2006/main" xmlns:w14="http://schemas.microsoft.com/office/word/2010/wordml" xmlns:w15="http://schemas.microsoft.com/office/word/2012/wordml" xmlns:w16cex="http://schemas.microsoft.com/office/word/2018/wordml/cex" xmlns:w16cid="http://schemas.microsoft.com/office/word/2016/wordml/cid" xmlns:w16="http://schemas.microsoft.com/office/word/2018/wordml" xmlns:w16du="http://schemas.microsoft.com/office/word/2023/wordml/word16du" xmlns:w16sdtdh="http://schemas.microsoft.com/office/word/2020/wordml/sdtdatahash" xmlns:w16sdtfl="http://schemas.microsoft.com/office/word/2024/wordml/sdtformatlock" xmlns:w16se="http://schemas.microsoft.com/office/word/2015/wordml/symex" xmlns:wpg="http://schemas.microsoft.com/office/word/2010/wordprocessingGroup" xmlns:wpi="http://schemas.microsoft.com/office/word/2010/wordprocessingInk" xmlns:wne="http://schemas.microsoft.com/office/word/2006/wordml" xmlns:wps="http://schemas.microsoft.com/office/word/2010/wordprocessingShape" mc:Ignorable="w14 w15 w16se w16cid w16 w16cex w16sdtdh w16sdtfl w16du wp14">
+  <w:footnote w:type="separator" w:id="-1">
+    <w:p>
+      <w:pPr>
+        <w:spacing w:after="0" w:line="240" w:lineRule="auto"/>
+      </w:pPr>
+      <w:r>
+        <w:separator/>
+      </w:r>
+    </w:p>
+  </w:footnote>
+  <w:footnote w:type="continuationSeparator" w:id="0">
+    <w:p>
+      <w:pPr>
+        <w:spacing w:after="0" w:line="240" w:lineRule="auto"/>
+      </w:pPr>
+      <w:r>
+        <w:continuationSeparator/>
+      </w:r>
+    </w:p>
+  </w:footnote>
+</w:footnotes>
+</file>
+
+<file path=word/numbering.xml><?xml version="1.0" encoding="utf-8"?>
+<w:numbering xmlns:wpc="http://schemas.microsoft.com/office/word/2010/wordprocessingCanvas" xmlns:cx="http://schemas.microsoft.com/office/drawing/2014/chartex" xmlns:cx1="http://schemas.microsoft.com/office/drawing/2015/9/8/chartex" xmlns:cx2="http://schemas.microsoft.com/office/drawing/2015/10/21/chartex" xmlns:cx3="http://schemas.microsoft.com/office/drawing/2016/5/9/chartex" xmlns:cx4="http://schemas.microsoft.com/office/drawing/2016/5/10/chartex" xmlns:cx5="http://schemas.microsoft.com/office/drawing/2016/5/11/chartex" xmlns:cx6="http://schemas.microsoft.com/office/drawing/2016/5/12/chartex" xmlns:cx7="http://schemas.microsoft.com/office/drawing/2016/5/13/chartex" xmlns:cx8="http://schemas.microsoft.com/office/drawing/2016/5/14/chartex" xmlns:mc="http://schemas.openxmlformats.org/markup-compatibility/2006" xmlns:aink="http://schemas.microsoft.com/office/drawing/2016/ink" xmlns:am3d="http://schemas.microsoft.com/office/drawing/2017/model3d" xmlns:o="urn:schemas-microsoft-com:office:office" xmlns:oel="http://schemas.microsoft.com/office/2019/extlst" xmlns:r="http://schemas.openxmlformats.org/officeDocument/2006/relationships" xmlns:m="http://schemas.openxmlformats.org/officeDocument/2006/math" xmlns:v="urn:schemas-microsoft-com:vml" xmlns:wp14="http://schemas.microsoft.com/office/word/2010/wordprocessingDrawing" xmlns:wp="http://schemas.openxmlformats.org/drawingml/2006/wordprocessingDrawing" xmlns:w10="urn:schemas-microsoft-com:office:word" xmlns:w="http://schemas.openxmlformats.org/wordprocessingml/2006/main" xmlns:w14="http://schemas.microsoft.com/office/word/2010/wordml" xmlns:w15="http://schemas.microsoft.com/office/word/2012/wordml" xmlns:w16cex="http://schemas.microsoft.com/office/word/2018/wordml/cex" xmlns:w16cid="http://schemas.microsoft.com/office/word/2016/wordml/cid" xmlns:w16="http://schemas.microsoft.com/office/word/2018/wordml" xmlns:w16du="http://schemas.microsoft.com/office/word/2023/wordml/word16du" xmlns:w16sdtdh="http://schemas.microsoft.com/office/word/2020/wordml/sdtdatahash" xmlns:w16sdtfl="http://schemas.microsoft.com/office/word/2024/wordml/sdtformatlock" xmlns:w16se="http://schemas.microsoft.com/office/word/2015/wordml/symex" xmlns:wpg="http://schemas.microsoft.com/office/word/2010/wordprocessingGroup" xmlns:wpi="http://schemas.microsoft.com/office/word/2010/wordprocessingInk" xmlns:wne="http://schemas.microsoft.com/office/word/2006/wordml" xmlns:wps="http://schemas.microsoft.com/office/word/2010/wordprocessingShape" mc:Ignorable="w14 w15 w16se w16cid w16 w16cex w16sdtdh w16sdtfl w16du wp14">
+  <w:abstractNum w:abstractNumId="0" w15:restartNumberingAfterBreak="0">
+    <w:nsid w:val="001A1B92"/>
+    <w:multiLevelType w:val="multilevel"/>
+    <w:tmpl w:val="C792A582"/>
+    <w:lvl w:ilvl="0">
+      <w:start w:val="1"/>
+      <w:numFmt w:val="bullet"/>
+      <w:lvlText w:val=""/>
+      <w:lvlJc w:val="left"/>
+      <w:pPr>
+        <w:tabs>
+          <w:tab w:val="num" w:pos="720"/>
+        </w:tabs>
+        <w:ind w:left="720" w:hanging="360"/>
+      </w:pPr>
+      <w:rPr>
+        <w:rFonts w:ascii="Symbol" w:hAnsi="Symbol" w:hint="default"/>
+        <w:sz w:val="20"/>
+      </w:rPr>
+    </w:lvl>
+    <w:lvl w:ilvl="1" w:tentative="1">
+      <w:start w:val="1"/>
+      <w:numFmt w:val="bullet"/>
+      <w:lvlText w:val="o"/>
+      <w:lvlJc w:val="left"/>
+      <w:pPr>
+        <w:tabs>
+          <w:tab w:val="num" w:pos="1440"/>
+        </w:tabs>
+        <w:ind w:left="1440" w:hanging="360"/>
+      </w:pPr>
+      <w:rPr>
+        <w:rFonts w:ascii="Courier New" w:hAnsi="Courier New" w:hint="default"/>
+        <w:sz w:val="20"/>
+      </w:rPr>
+    </w:lvl>
+    <w:lvl w:ilvl="2" w:tentative="1">
+      <w:start w:val="1"/>
+      <w:numFmt w:val="bullet"/>
+      <w:lvlText w:val=""/>
+      <w:lvlJc w:val="left"/>
+      <w:pPr>
+        <w:tabs>
+          <w:tab w:val="num" w:pos="2160"/>
+        </w:tabs>
+        <w:ind w:left="2160" w:hanging="360"/>
+      </w:pPr>
+      <w:rPr>
+        <w:rFonts w:ascii="Wingdings" w:hAnsi="Wingdings" w:hint="default"/>
+        <w:sz w:val="20"/>
+      </w:rPr>
+    </w:lvl>
+    <w:lvl w:ilvl="3" w:tentative="1">
+      <w:start w:val="1"/>
+      <w:numFmt w:val="bullet"/>
+      <w:lvlText w:val=""/>
+      <w:lvlJc w:val="left"/>
+      <w:pPr>
+        <w:tabs>
+          <w:tab w:val="num" w:pos="2880"/>
+        </w:tabs>
+        <w:ind w:left="2880" w:hanging="360"/>
+      </w:pPr>
+      <w:rPr>
+        <w:rFonts w:ascii="Wingdings" w:hAnsi="Wingdings" w:hint="default"/>
+        <w:sz w:val="20"/>
+      </w:rPr>
+    </w:lvl>
+    <w:lvl w:ilvl="4" w:tentative="1">
+      <w:start w:val="1"/>
+      <w:numFmt w:val="bullet"/>
+      <w:lvlText w:val=""/>
+      <w:lvlJc w:val="left"/>
+      <w:pPr>
+        <w:tabs>
+          <w:tab w:val="num" w:pos="3600"/>
+        </w:tabs>
+        <w:ind w:left="3600" w:hanging="360"/>
+      </w:pPr>
+      <w:rPr>
+        <w:rFonts w:ascii="Wingdings" w:hAnsi="Wingdings" w:hint="default"/>
+        <w:sz w:val="20"/>
+      </w:rPr>
+    </w:lvl>
+    <w:lvl w:ilvl="5" w:tentative="1">
+      <w:start w:val="1"/>
+      <w:numFmt w:val="bullet"/>
+      <w:lvlText w:val=""/>
+      <w:lvlJc w:val="left"/>
+      <w:pPr>
+        <w:tabs>
+          <w:tab w:val="num" w:pos="4320"/>
+        </w:tabs>
+        <w:ind w:left="4320" w:hanging="360"/>
+      </w:pPr>
+      <w:rPr>
+        <w:rFonts w:ascii="Wingdings" w:hAnsi="Wingdings" w:hint="default"/>
+        <w:sz w:val="20"/>
+      </w:rPr>
+    </w:lvl>
+    <w:lvl w:ilvl="6" w:tentative="1">
+      <w:start w:val="1"/>
+      <w:numFmt w:val="bullet"/>
+      <w:lvlText w:val=""/>
+      <w:lvlJc w:val="left"/>
+      <w:pPr>
+        <w:tabs>
+          <w:tab w:val="num" w:pos="5040"/>
+        </w:tabs>
+        <w:ind w:left="5040" w:hanging="360"/>
+      </w:pPr>
+      <w:rPr>
+        <w:rFonts w:ascii="Wingdings" w:hAnsi="Wingdings" w:hint="default"/>
+        <w:sz w:val="20"/>
+      </w:rPr>
+    </w:lvl>
+    <w:lvl w:ilvl="7" w:tentative="1">
+      <w:start w:val="1"/>
+      <w:numFmt w:val="bullet"/>
+      <w:lvlText w:val=""/>
+      <w:lvlJc w:val="left"/>
+      <w:pPr>
+        <w:tabs>
+          <w:tab w:val="num" w:pos="5760"/>
+        </w:tabs>
+        <w:ind w:left="5760" w:hanging="360"/>
+      </w:pPr>
+      <w:rPr>
+        <w:rFonts w:ascii="Wingdings" w:hAnsi="Wingdings" w:hint="default"/>
+        <w:sz w:val="20"/>
+      </w:rPr>
+    </w:lvl>
+    <w:lvl w:ilvl="8" w:tentative="1">
+      <w:start w:val="1"/>
+      <w:numFmt w:val="bullet"/>
+      <w:lvlText w:val=""/>
+      <w:lvlJc w:val="left"/>
+      <w:pPr>
+        <w:tabs>
+          <w:tab w:val="num" w:pos="6480"/>
+        </w:tabs>
+        <w:ind w:left="6480" w:hanging="360"/>
+      </w:pPr>
+      <w:rPr>
+        <w:rFonts w:ascii="Wingdings" w:hAnsi="Wingdings" w:hint="default"/>
+        <w:sz w:val="20"/>
+      </w:rPr>
+    </w:lvl>
+  </w:abstractNum>
+  <w:abstractNum w:abstractNumId="1" w15:restartNumberingAfterBreak="0">
+    <w:nsid w:val="0C6A65BB"/>
+    <w:multiLevelType w:val="multilevel"/>
+    <w:tmpl w:val="14848588"/>
+    <w:lvl w:ilvl="0">
+      <w:start w:val="1"/>
+      <w:numFmt w:val="bullet"/>
+      <w:lvlText w:val=""/>
+      <w:lvlJc w:val="left"/>
+      <w:pPr>
+        <w:tabs>
+          <w:tab w:val="num" w:pos="720"/>
+        </w:tabs>
+        <w:ind w:left="720" w:hanging="360"/>
+      </w:pPr>
+      <w:rPr>
+        <w:rFonts w:ascii="Symbol" w:hAnsi="Symbol" w:hint="default"/>
+        <w:sz w:val="20"/>
+      </w:rPr>
+    </w:lvl>
+    <w:lvl w:ilvl="1" w:tentative="1">
+      <w:start w:val="1"/>
+      <w:numFmt w:val="bullet"/>
+      <w:lvlText w:val="o"/>
+      <w:lvlJc w:val="left"/>
+      <w:pPr>
+        <w:tabs>
+          <w:tab w:val="num" w:pos="1440"/>
+        </w:tabs>
+        <w:ind w:left="1440" w:hanging="360"/>
+      </w:pPr>
+      <w:rPr>
+        <w:rFonts w:ascii="Courier New" w:hAnsi="Courier New" w:hint="default"/>
+        <w:sz w:val="20"/>
+      </w:rPr>
+    </w:lvl>
+    <w:lvl w:ilvl="2" w:tentative="1">
+      <w:start w:val="1"/>
+      <w:numFmt w:val="bullet"/>
+      <w:lvlText w:val=""/>
+      <w:lvlJc w:val="left"/>
+      <w:pPr>
+        <w:tabs>
+          <w:tab w:val="num" w:pos="2160"/>
+        </w:tabs>
+        <w:ind w:left="2160" w:hanging="360"/>
+      </w:pPr>
+      <w:rPr>
+        <w:rFonts w:ascii="Wingdings" w:hAnsi="Wingdings" w:hint="default"/>
+        <w:sz w:val="20"/>
+      </w:rPr>
+    </w:lvl>
+    <w:lvl w:ilvl="3" w:tentative="1">
+      <w:start w:val="1"/>
+      <w:numFmt w:val="bullet"/>
+      <w:lvlText w:val=""/>
+      <w:lvlJc w:val="left"/>
+      <w:pPr>
+        <w:tabs>
+          <w:tab w:val="num" w:pos="2880"/>
+        </w:tabs>
+        <w:ind w:left="2880" w:hanging="360"/>
+      </w:pPr>
+      <w:rPr>
+        <w:rFonts w:ascii="Wingdings" w:hAnsi="Wingdings" w:hint="default"/>
+        <w:sz w:val="20"/>
+      </w:rPr>
+    </w:lvl>
+    <w:lvl w:ilvl="4" w:tentative="1">
+      <w:start w:val="1"/>
+      <w:numFmt w:val="bullet"/>
+      <w:lvlText w:val=""/>
+      <w:lvlJc w:val="left"/>
+      <w:pPr>
+        <w:tabs>
+          <w:tab w:val="num" w:pos="3600"/>
+        </w:tabs>
+        <w:ind w:left="3600" w:hanging="360"/>
+      </w:pPr>
+      <w:rPr>
+        <w:rFonts w:ascii="Wingdings" w:hAnsi="Wingdings" w:hint="default"/>
+        <w:sz w:val="20"/>
+      </w:rPr>
+    </w:lvl>
+    <w:lvl w:ilvl="5" w:tentative="1">
+      <w:start w:val="1"/>
+      <w:numFmt w:val="bullet"/>
+      <w:lvlText w:val=""/>
+      <w:lvlJc w:val="left"/>
+      <w:pPr>
+        <w:tabs>
+          <w:tab w:val="num" w:pos="4320"/>
+        </w:tabs>
+        <w:ind w:left="4320" w:hanging="360"/>
+      </w:pPr>
+      <w:rPr>
+        <w:rFonts w:ascii="Wingdings" w:hAnsi="Wingdings" w:hint="default"/>
+        <w:sz w:val="20"/>
+      </w:rPr>
+    </w:lvl>
+    <w:lvl w:ilvl="6" w:tentative="1">
+      <w:start w:val="1"/>
+      <w:numFmt w:val="bullet"/>
+      <w:lvlText w:val=""/>
+      <w:lvlJc w:val="left"/>
+      <w:pPr>
+        <w:tabs>
+          <w:tab w:val="num" w:pos="5040"/>
+        </w:tabs>
+        <w:ind w:left="5040" w:hanging="360"/>
+      </w:pPr>
+      <w:rPr>
+        <w:rFonts w:ascii="Wingdings" w:hAnsi="Wingdings" w:hint="default"/>
+        <w:sz w:val="20"/>
+      </w:rPr>
+    </w:lvl>
+    <w:lvl w:ilvl="7" w:tentative="1">
+      <w:start w:val="1"/>
+      <w:numFmt w:val="bullet"/>
+      <w:lvlText w:val=""/>
+      <w:lvlJc w:val="left"/>
+      <w:pPr>
+        <w:tabs>
+          <w:tab w:val="num" w:pos="5760"/>
+        </w:tabs>
+        <w:ind w:left="5760" w:hanging="360"/>
+      </w:pPr>
+      <w:rPr>
+        <w:rFonts w:ascii="Wingdings" w:hAnsi="Wingdings" w:hint="default"/>
+        <w:sz w:val="20"/>
+      </w:rPr>
+    </w:lvl>
+    <w:lvl w:ilvl="8" w:tentative="1">
+      <w:start w:val="1"/>
+      <w:numFmt w:val="bullet"/>
+      <w:lvlText w:val=""/>
+      <w:lvlJc w:val="left"/>
+      <w:pPr>
+        <w:tabs>
+          <w:tab w:val="num" w:pos="6480"/>
+        </w:tabs>
+        <w:ind w:left="6480" w:hanging="360"/>
+      </w:pPr>
+      <w:rPr>
+        <w:rFonts w:ascii="Wingdings" w:hAnsi="Wingdings" w:hint="default"/>
+        <w:sz w:val="20"/>
+      </w:rPr>
+    </w:lvl>
+  </w:abstractNum>
+  <w:abstractNum w:abstractNumId="2" w15:restartNumberingAfterBreak="0">
+    <w:nsid w:val="0D953700"/>
+    <w:multiLevelType w:val="multilevel"/>
+    <w:tmpl w:val="5F689E16"/>
+    <w:lvl w:ilvl="0">
+      <w:start w:val="1"/>
+      <w:numFmt w:val="bullet"/>
+      <w:lvlText w:val=""/>
+      <w:lvlJc w:val="left"/>
+      <w:pPr>
+        <w:tabs>
+          <w:tab w:val="num" w:pos="720"/>
+        </w:tabs>
+        <w:ind w:left="720" w:hanging="360"/>
+      </w:pPr>
+      <w:rPr>
+        <w:rFonts w:ascii="Symbol" w:hAnsi="Symbol" w:hint="default"/>
+        <w:sz w:val="20"/>
+      </w:rPr>
+    </w:lvl>
+    <w:lvl w:ilvl="1" w:tentative="1">
+      <w:start w:val="1"/>
+      <w:numFmt w:val="bullet"/>
+      <w:lvlText w:val="o"/>
+      <w:lvlJc w:val="left"/>
+      <w:pPr>
+        <w:tabs>
+          <w:tab w:val="num" w:pos="1440"/>
+        </w:tabs>
+        <w:ind w:left="1440" w:hanging="360"/>
+      </w:pPr>
+      <w:rPr>
+        <w:rFonts w:ascii="Courier New" w:hAnsi="Courier New" w:hint="default"/>
+        <w:sz w:val="20"/>
+      </w:rPr>
+    </w:lvl>
+    <w:lvl w:ilvl="2" w:tentative="1">
+      <w:start w:val="1"/>
+      <w:numFmt w:val="bullet"/>
+      <w:lvlText w:val=""/>
+      <w:lvlJc w:val="left"/>
+      <w:pPr>
+        <w:tabs>
+          <w:tab w:val="num" w:pos="2160"/>
+        </w:tabs>
+        <w:ind w:left="2160" w:hanging="360"/>
+      </w:pPr>
+      <w:rPr>
+        <w:rFonts w:ascii="Wingdings" w:hAnsi="Wingdings" w:hint="default"/>
+        <w:sz w:val="20"/>
+      </w:rPr>
+    </w:lvl>
+    <w:lvl w:ilvl="3" w:tentative="1">
+      <w:start w:val="1"/>
+      <w:numFmt w:val="bullet"/>
+      <w:lvlText w:val=""/>
+      <w:lvlJc w:val="left"/>
+      <w:pPr>
+        <w:tabs>
+          <w:tab w:val="num" w:pos="2880"/>
+        </w:tabs>
+        <w:ind w:left="2880" w:hanging="360"/>
+      </w:pPr>
+      <w:rPr>
+        <w:rFonts w:ascii="Wingdings" w:hAnsi="Wingdings" w:hint="default"/>
+        <w:sz w:val="20"/>
+      </w:rPr>
+    </w:lvl>
+    <w:lvl w:ilvl="4" w:tentative="1">
+      <w:start w:val="1"/>
+      <w:numFmt w:val="bullet"/>
+      <w:lvlText w:val=""/>
+      <w:lvlJc w:val="left"/>
+      <w:pPr>
+        <w:tabs>
+          <w:tab w:val="num" w:pos="3600"/>
+        </w:tabs>
+        <w:ind w:left="3600" w:hanging="360"/>
+      </w:pPr>
+      <w:rPr>
+        <w:rFonts w:ascii="Wingdings" w:hAnsi="Wingdings" w:hint="default"/>
+        <w:sz w:val="20"/>
+      </w:rPr>
+    </w:lvl>
+    <w:lvl w:ilvl="5" w:tentative="1">
+      <w:start w:val="1"/>
+      <w:numFmt w:val="bullet"/>
+      <w:lvlText w:val=""/>
+      <w:lvlJc w:val="left"/>
+      <w:pPr>
+        <w:tabs>
+          <w:tab w:val="num" w:pos="4320"/>
+        </w:tabs>
+        <w:ind w:left="4320" w:hanging="360"/>
+      </w:pPr>
+      <w:rPr>
+        <w:rFonts w:ascii="Wingdings" w:hAnsi="Wingdings" w:hint="default"/>
+        <w:sz w:val="20"/>
+      </w:rPr>
+    </w:lvl>
+    <w:lvl w:ilvl="6" w:tentative="1">
+      <w:start w:val="1"/>
+      <w:numFmt w:val="bullet"/>
+      <w:lvlText w:val=""/>
+      <w:lvlJc w:val="left"/>
+      <w:pPr>
+        <w:tabs>
+          <w:tab w:val="num" w:pos="5040"/>
+        </w:tabs>
+        <w:ind w:left="5040" w:hanging="360"/>
+      </w:pPr>
+      <w:rPr>
+        <w:rFonts w:ascii="Wingdings" w:hAnsi="Wingdings" w:hint="default"/>
+        <w:sz w:val="20"/>
+      </w:rPr>
+    </w:lvl>
+    <w:lvl w:ilvl="7" w:tentative="1">
+      <w:start w:val="1"/>
+      <w:numFmt w:val="bullet"/>
+      <w:lvlText w:val=""/>
+      <w:lvlJc w:val="left"/>
+      <w:pPr>
+        <w:tabs>
+          <w:tab w:val="num" w:pos="5760"/>
+        </w:tabs>
+        <w:ind w:left="5760" w:hanging="360"/>
+      </w:pPr>
+      <w:rPr>
+        <w:rFonts w:ascii="Wingdings" w:hAnsi="Wingdings" w:hint="default"/>
+        <w:sz w:val="20"/>
+      </w:rPr>
+    </w:lvl>
+    <w:lvl w:ilvl="8" w:tentative="1">
+      <w:start w:val="1"/>
+      <w:numFmt w:val="bullet"/>
+      <w:lvlText w:val=""/>
+      <w:lvlJc w:val="left"/>
+      <w:pPr>
+        <w:tabs>
+          <w:tab w:val="num" w:pos="6480"/>
+        </w:tabs>
+        <w:ind w:left="6480" w:hanging="360"/>
+      </w:pPr>
+      <w:rPr>
+        <w:rFonts w:ascii="Wingdings" w:hAnsi="Wingdings" w:hint="default"/>
+        <w:sz w:val="20"/>
+      </w:rPr>
+    </w:lvl>
+  </w:abstractNum>
+  <w:abstractNum w:abstractNumId="3" w15:restartNumberingAfterBreak="0">
+    <w:nsid w:val="2A606754"/>
+    <w:multiLevelType w:val="multilevel"/>
+    <w:tmpl w:val="BCBE5DE4"/>
+    <w:lvl w:ilvl="0">
+      <w:start w:val="1"/>
+      <w:numFmt w:val="bullet"/>
+      <w:lvlText w:val=""/>
+      <w:lvlJc w:val="left"/>
+      <w:pPr>
+        <w:tabs>
+          <w:tab w:val="num" w:pos="720"/>
+        </w:tabs>
+        <w:ind w:left="720" w:hanging="360"/>
+      </w:pPr>
+      <w:rPr>
+        <w:rFonts w:ascii="Symbol" w:hAnsi="Symbol" w:hint="default"/>
+        <w:sz w:val="20"/>
+      </w:rPr>
+    </w:lvl>
+    <w:lvl w:ilvl="1" w:tentative="1">
+      <w:start w:val="1"/>
+      <w:numFmt w:val="bullet"/>
+      <w:lvlText w:val="o"/>
+      <w:lvlJc w:val="left"/>
+      <w:pPr>
+        <w:tabs>
+          <w:tab w:val="num" w:pos="1440"/>
+        </w:tabs>
+        <w:ind w:left="1440" w:hanging="360"/>
+      </w:pPr>
+      <w:rPr>
+        <w:rFonts w:ascii="Courier New" w:hAnsi="Courier New" w:hint="default"/>
+        <w:sz w:val="20"/>
+      </w:rPr>
+    </w:lvl>
+    <w:lvl w:ilvl="2" w:tentative="1">
+      <w:start w:val="1"/>
+      <w:numFmt w:val="bullet"/>
+      <w:lvlText w:val=""/>
+      <w:lvlJc w:val="left"/>
+      <w:pPr>
+        <w:tabs>
+          <w:tab w:val="num" w:pos="2160"/>
+        </w:tabs>
+        <w:ind w:left="2160" w:hanging="360"/>
+      </w:pPr>
+      <w:rPr>
+        <w:rFonts w:ascii="Wingdings" w:hAnsi="Wingdings" w:hint="default"/>
+        <w:sz w:val="20"/>
+      </w:rPr>
+    </w:lvl>
+    <w:lvl w:ilvl="3" w:tentative="1">
+      <w:start w:val="1"/>
+      <w:numFmt w:val="bullet"/>
+      <w:lvlText w:val=""/>
+      <w:lvlJc w:val="left"/>
+      <w:pPr>
+        <w:tabs>
+          <w:tab w:val="num" w:pos="2880"/>
+        </w:tabs>
+        <w:ind w:left="2880" w:hanging="360"/>
+      </w:pPr>
+      <w:rPr>
+        <w:rFonts w:ascii="Wingdings" w:hAnsi="Wingdings" w:hint="default"/>
+        <w:sz w:val="20"/>
+      </w:rPr>
+    </w:lvl>
+    <w:lvl w:ilvl="4" w:tentative="1">
+      <w:start w:val="1"/>
+      <w:numFmt w:val="bullet"/>
+      <w:lvlText w:val=""/>
+      <w:lvlJc w:val="left"/>
+      <w:pPr>
+        <w:tabs>
+          <w:tab w:val="num" w:pos="3600"/>
+        </w:tabs>
+        <w:ind w:left="3600" w:hanging="360"/>
+      </w:pPr>
+      <w:rPr>
+        <w:rFonts w:ascii="Wingdings" w:hAnsi="Wingdings" w:hint="default"/>
+        <w:sz w:val="20"/>
+      </w:rPr>
+    </w:lvl>
+    <w:lvl w:ilvl="5" w:tentative="1">
+      <w:start w:val="1"/>
+      <w:numFmt w:val="bullet"/>
+      <w:lvlText w:val=""/>
+      <w:lvlJc w:val="left"/>
+      <w:pPr>
+        <w:tabs>
+          <w:tab w:val="num" w:pos="4320"/>
+        </w:tabs>
+        <w:ind w:left="4320" w:hanging="360"/>
+      </w:pPr>
+      <w:rPr>
+        <w:rFonts w:ascii="Wingdings" w:hAnsi="Wingdings" w:hint="default"/>
+        <w:sz w:val="20"/>
+      </w:rPr>
+    </w:lvl>
+    <w:lvl w:ilvl="6" w:tentative="1">
+      <w:start w:val="1"/>
+      <w:numFmt w:val="bullet"/>
+      <w:lvlText w:val=""/>
+      <w:lvlJc w:val="left"/>
+      <w:pPr>
+        <w:tabs>
+          <w:tab w:val="num" w:pos="5040"/>
+        </w:tabs>
+        <w:ind w:left="5040" w:hanging="360"/>
+      </w:pPr>
+      <w:rPr>
+        <w:rFonts w:ascii="Wingdings" w:hAnsi="Wingdings" w:hint="default"/>
+        <w:sz w:val="20"/>
+      </w:rPr>
+    </w:lvl>
+    <w:lvl w:ilvl="7" w:tentative="1">
+      <w:start w:val="1"/>
+      <w:numFmt w:val="bullet"/>
+      <w:lvlText w:val=""/>
+      <w:lvlJc w:val="left"/>
+      <w:pPr>
+        <w:tabs>
+          <w:tab w:val="num" w:pos="5760"/>
+        </w:tabs>
+        <w:ind w:left="5760" w:hanging="360"/>
+      </w:pPr>
+      <w:rPr>
+        <w:rFonts w:ascii="Wingdings" w:hAnsi="Wingdings" w:hint="default"/>
+        <w:sz w:val="20"/>
+      </w:rPr>
+    </w:lvl>
+    <w:lvl w:ilvl="8" w:tentative="1">
+      <w:start w:val="1"/>
+      <w:numFmt w:val="bullet"/>
+      <w:lvlText w:val=""/>
+      <w:lvlJc w:val="left"/>
+      <w:pPr>
+        <w:tabs>
+          <w:tab w:val="num" w:pos="6480"/>
+        </w:tabs>
+        <w:ind w:left="6480" w:hanging="360"/>
+      </w:pPr>
+      <w:rPr>
+        <w:rFonts w:ascii="Wingdings" w:hAnsi="Wingdings" w:hint="default"/>
+        <w:sz w:val="20"/>
+      </w:rPr>
+    </w:lvl>
+  </w:abstractNum>
+  <w:abstractNum w:abstractNumId="4" w15:restartNumberingAfterBreak="0">
+    <w:nsid w:val="2F22735B"/>
+    <w:multiLevelType w:val="multilevel"/>
+    <w:tmpl w:val="512C8D14"/>
+    <w:lvl w:ilvl="0">
+      <w:start w:val="1"/>
+      <w:numFmt w:val="bullet"/>
+      <w:lvlText w:val=""/>
+      <w:lvlJc w:val="left"/>
+      <w:pPr>
+        <w:tabs>
+          <w:tab w:val="num" w:pos="720"/>
+        </w:tabs>
+        <w:ind w:left="720" w:hanging="360"/>
+      </w:pPr>
+      <w:rPr>
+        <w:rFonts w:ascii="Symbol" w:hAnsi="Symbol" w:hint="default"/>
+        <w:sz w:val="20"/>
+      </w:rPr>
+    </w:lvl>
+    <w:lvl w:ilvl="1" w:tentative="1">
+      <w:start w:val="1"/>
+      <w:numFmt w:val="bullet"/>
+      <w:lvlText w:val="o"/>
+      <w:lvlJc w:val="left"/>
+      <w:pPr>
+        <w:tabs>
+          <w:tab w:val="num" w:pos="1440"/>
+        </w:tabs>
+        <w:ind w:left="1440" w:hanging="360"/>
+      </w:pPr>
+      <w:rPr>
+        <w:rFonts w:ascii="Courier New" w:hAnsi="Courier New" w:hint="default"/>
+        <w:sz w:val="20"/>
+      </w:rPr>
+    </w:lvl>
+    <w:lvl w:ilvl="2" w:tentative="1">
+      <w:start w:val="1"/>
+      <w:numFmt w:val="bullet"/>
+      <w:lvlText w:val=""/>
+      <w:lvlJc w:val="left"/>
+      <w:pPr>
+        <w:tabs>
+          <w:tab w:val="num" w:pos="2160"/>
+        </w:tabs>
+        <w:ind w:left="2160" w:hanging="360"/>
+      </w:pPr>
+      <w:rPr>
+        <w:rFonts w:ascii="Wingdings" w:hAnsi="Wingdings" w:hint="default"/>
+        <w:sz w:val="20"/>
+      </w:rPr>
+    </w:lvl>
+    <w:lvl w:ilvl="3" w:tentative="1">
+      <w:start w:val="1"/>
+      <w:numFmt w:val="bullet"/>
+      <w:lvlText w:val=""/>
+      <w:lvlJc w:val="left"/>
+      <w:pPr>
+        <w:tabs>
+          <w:tab w:val="num" w:pos="2880"/>
+        </w:tabs>
+        <w:ind w:left="2880" w:hanging="360"/>
+      </w:pPr>
+      <w:rPr>
+        <w:rFonts w:ascii="Wingdings" w:hAnsi="Wingdings" w:hint="default"/>
+        <w:sz w:val="20"/>
+      </w:rPr>
+    </w:lvl>
+    <w:lvl w:ilvl="4" w:tentative="1">
+      <w:start w:val="1"/>
+      <w:numFmt w:val="bullet"/>
+      <w:lvlText w:val=""/>
+      <w:lvlJc w:val="left"/>
+      <w:pPr>
+        <w:tabs>
+          <w:tab w:val="num" w:pos="3600"/>
+        </w:tabs>
+        <w:ind w:left="3600" w:hanging="360"/>
+      </w:pPr>
+      <w:rPr>
+        <w:rFonts w:ascii="Wingdings" w:hAnsi="Wingdings" w:hint="default"/>
+        <w:sz w:val="20"/>
+      </w:rPr>
+    </w:lvl>
+    <w:lvl w:ilvl="5" w:tentative="1">
+      <w:start w:val="1"/>
+      <w:numFmt w:val="bullet"/>
+      <w:lvlText w:val=""/>
+      <w:lvlJc w:val="left"/>
+      <w:pPr>
+        <w:tabs>
+          <w:tab w:val="num" w:pos="4320"/>
+        </w:tabs>
+        <w:ind w:left="4320" w:hanging="360"/>
+      </w:pPr>
+      <w:rPr>
+        <w:rFonts w:ascii="Wingdings" w:hAnsi="Wingdings" w:hint="default"/>
+        <w:sz w:val="20"/>
+      </w:rPr>
+    </w:lvl>
+    <w:lvl w:ilvl="6" w:tentative="1">
+      <w:start w:val="1"/>
+      <w:numFmt w:val="bullet"/>
+      <w:lvlText w:val=""/>
+      <w:lvlJc w:val="left"/>
+      <w:pPr>
+        <w:tabs>
+          <w:tab w:val="num" w:pos="5040"/>
+        </w:tabs>
+        <w:ind w:left="5040" w:hanging="360"/>
+      </w:pPr>
+      <w:rPr>
+        <w:rFonts w:ascii="Wingdings" w:hAnsi="Wingdings" w:hint="default"/>
+        <w:sz w:val="20"/>
+      </w:rPr>
+    </w:lvl>
+    <w:lvl w:ilvl="7" w:tentative="1">
+      <w:start w:val="1"/>
+      <w:numFmt w:val="bullet"/>
+      <w:lvlText w:val=""/>
+      <w:lvlJc w:val="left"/>
+      <w:pPr>
+        <w:tabs>
+          <w:tab w:val="num" w:pos="5760"/>
+        </w:tabs>
+        <w:ind w:left="5760" w:hanging="360"/>
+      </w:pPr>
+      <w:rPr>
+        <w:rFonts w:ascii="Wingdings" w:hAnsi="Wingdings" w:hint="default"/>
+        <w:sz w:val="20"/>
+      </w:rPr>
+    </w:lvl>
+    <w:lvl w:ilvl="8" w:tentative="1">
+      <w:start w:val="1"/>
+      <w:numFmt w:val="bullet"/>
+      <w:lvlText w:val=""/>
+      <w:lvlJc w:val="left"/>
+      <w:pPr>
+        <w:tabs>
+          <w:tab w:val="num" w:pos="6480"/>
+        </w:tabs>
+        <w:ind w:left="6480" w:hanging="360"/>
+      </w:pPr>
+      <w:rPr>
+        <w:rFonts w:ascii="Wingdings" w:hAnsi="Wingdings" w:hint="default"/>
+        <w:sz w:val="20"/>
+      </w:rPr>
+    </w:lvl>
+  </w:abstractNum>
+  <w:abstractNum w:abstractNumId="5" w15:restartNumberingAfterBreak="0">
+    <w:nsid w:val="373066B5"/>
+    <w:multiLevelType w:val="multilevel"/>
+    <w:tmpl w:val="FE6AEF42"/>
+    <w:lvl w:ilvl="0">
+      <w:start w:val="1"/>
+      <w:numFmt w:val="bullet"/>
+      <w:lvlText w:val=""/>
+      <w:lvlJc w:val="left"/>
+      <w:pPr>
+        <w:tabs>
+          <w:tab w:val="num" w:pos="720"/>
+        </w:tabs>
+        <w:ind w:left="720" w:hanging="360"/>
+      </w:pPr>
+      <w:rPr>
+        <w:rFonts w:ascii="Symbol" w:hAnsi="Symbol" w:hint="default"/>
+        <w:sz w:val="20"/>
+      </w:rPr>
+    </w:lvl>
+    <w:lvl w:ilvl="1" w:tentative="1">
+      <w:start w:val="1"/>
+      <w:numFmt w:val="bullet"/>
+      <w:lvlText w:val="o"/>
+      <w:lvlJc w:val="left"/>
+      <w:pPr>
+        <w:tabs>
+          <w:tab w:val="num" w:pos="1440"/>
+        </w:tabs>
+        <w:ind w:left="1440" w:hanging="360"/>
+      </w:pPr>
+      <w:rPr>
+        <w:rFonts w:ascii="Courier New" w:hAnsi="Courier New" w:hint="default"/>
+        <w:sz w:val="20"/>
+      </w:rPr>
+    </w:lvl>
+    <w:lvl w:ilvl="2" w:tentative="1">
+      <w:start w:val="1"/>
+      <w:numFmt w:val="bullet"/>
+      <w:lvlText w:val=""/>
+      <w:lvlJc w:val="left"/>
+      <w:pPr>
+        <w:tabs>
+          <w:tab w:val="num" w:pos="2160"/>
+        </w:tabs>
+        <w:ind w:left="2160" w:hanging="360"/>
+      </w:pPr>
+      <w:rPr>
+        <w:rFonts w:ascii="Wingdings" w:hAnsi="Wingdings" w:hint="default"/>
+        <w:sz w:val="20"/>
+      </w:rPr>
+    </w:lvl>
+    <w:lvl w:ilvl="3" w:tentative="1">
+      <w:start w:val="1"/>
+      <w:numFmt w:val="bullet"/>
+      <w:lvlText w:val=""/>
+      <w:lvlJc w:val="left"/>
+      <w:pPr>
+        <w:tabs>
+          <w:tab w:val="num" w:pos="2880"/>
+        </w:tabs>
+        <w:ind w:left="2880" w:hanging="360"/>
+      </w:pPr>
+      <w:rPr>
+        <w:rFonts w:ascii="Wingdings" w:hAnsi="Wingdings" w:hint="default"/>
+        <w:sz w:val="20"/>
+      </w:rPr>
+    </w:lvl>
+    <w:lvl w:ilvl="4" w:tentative="1">
+      <w:start w:val="1"/>
+      <w:numFmt w:val="bullet"/>
+      <w:lvlText w:val=""/>
+      <w:lvlJc w:val="left"/>
+      <w:pPr>
+        <w:tabs>
+          <w:tab w:val="num" w:pos="3600"/>
+        </w:tabs>
+        <w:ind w:left="3600" w:hanging="360"/>
+      </w:pPr>
+      <w:rPr>
+        <w:rFonts w:ascii="Wingdings" w:hAnsi="Wingdings" w:hint="default"/>
+        <w:sz w:val="20"/>
+      </w:rPr>
+    </w:lvl>
+    <w:lvl w:ilvl="5" w:tentative="1">
+      <w:start w:val="1"/>
+      <w:numFmt w:val="bullet"/>
+      <w:lvlText w:val=""/>
+      <w:lvlJc w:val="left"/>
+      <w:pPr>
+        <w:tabs>
+          <w:tab w:val="num" w:pos="4320"/>
+        </w:tabs>
+        <w:ind w:left="4320" w:hanging="360"/>
+      </w:pPr>
+      <w:rPr>
+        <w:rFonts w:ascii="Wingdings" w:hAnsi="Wingdings" w:hint="default"/>
+        <w:sz w:val="20"/>
+      </w:rPr>
+    </w:lvl>
+    <w:lvl w:ilvl="6" w:tentative="1">
+      <w:start w:val="1"/>
+      <w:numFmt w:val="bullet"/>
+      <w:lvlText w:val=""/>
+      <w:lvlJc w:val="left"/>
+      <w:pPr>
+        <w:tabs>
+          <w:tab w:val="num" w:pos="5040"/>
+        </w:tabs>
+        <w:ind w:left="5040" w:hanging="360"/>
+      </w:pPr>
+      <w:rPr>
+        <w:rFonts w:ascii="Wingdings" w:hAnsi="Wingdings" w:hint="default"/>
+        <w:sz w:val="20"/>
+      </w:rPr>
+    </w:lvl>
+    <w:lvl w:ilvl="7" w:tentative="1">
+      <w:start w:val="1"/>
+      <w:numFmt w:val="bullet"/>
+      <w:lvlText w:val=""/>
+      <w:lvlJc w:val="left"/>
+      <w:pPr>
+        <w:tabs>
+          <w:tab w:val="num" w:pos="5760"/>
+        </w:tabs>
+        <w:ind w:left="5760" w:hanging="360"/>
+      </w:pPr>
+      <w:rPr>
+        <w:rFonts w:ascii="Wingdings" w:hAnsi="Wingdings" w:hint="default"/>
+        <w:sz w:val="20"/>
+      </w:rPr>
+    </w:lvl>
+    <w:lvl w:ilvl="8" w:tentative="1">
+      <w:start w:val="1"/>
+      <w:numFmt w:val="bullet"/>
+      <w:lvlText w:val=""/>
+      <w:lvlJc w:val="left"/>
+      <w:pPr>
+        <w:tabs>
+          <w:tab w:val="num" w:pos="6480"/>
+        </w:tabs>
+        <w:ind w:left="6480" w:hanging="360"/>
+      </w:pPr>
+      <w:rPr>
+        <w:rFonts w:ascii="Wingdings" w:hAnsi="Wingdings" w:hint="default"/>
+        <w:sz w:val="20"/>
+      </w:rPr>
+    </w:lvl>
+  </w:abstractNum>
+  <w:abstractNum w:abstractNumId="6" w15:restartNumberingAfterBreak="0">
+    <w:nsid w:val="5BC4284A"/>
+    <w:multiLevelType w:val="multilevel"/>
+    <w:tmpl w:val="91F878D0"/>
+    <w:lvl w:ilvl="0">
+      <w:start w:val="1"/>
+      <w:numFmt w:val="bullet"/>
+      <w:lvlText w:val=""/>
+      <w:lvlJc w:val="left"/>
+      <w:pPr>
+        <w:tabs>
+          <w:tab w:val="num" w:pos="720"/>
+        </w:tabs>
+        <w:ind w:left="720" w:hanging="360"/>
+      </w:pPr>
+      <w:rPr>
+        <w:rFonts w:ascii="Symbol" w:hAnsi="Symbol" w:hint="default"/>
+        <w:sz w:val="20"/>
+      </w:rPr>
+    </w:lvl>
+    <w:lvl w:ilvl="1" w:tentative="1">
+      <w:start w:val="1"/>
+      <w:numFmt w:val="bullet"/>
+      <w:lvlText w:val="o"/>
+      <w:lvlJc w:val="left"/>
+      <w:pPr>
+        <w:tabs>
+          <w:tab w:val="num" w:pos="1440"/>
+        </w:tabs>
+        <w:ind w:left="1440" w:hanging="360"/>
+      </w:pPr>
+      <w:rPr>
+        <w:rFonts w:ascii="Courier New" w:hAnsi="Courier New" w:hint="default"/>
+        <w:sz w:val="20"/>
+      </w:rPr>
+    </w:lvl>
+    <w:lvl w:ilvl="2" w:tentative="1">
+      <w:start w:val="1"/>
+      <w:numFmt w:val="bullet"/>
+      <w:lvlText w:val=""/>
+      <w:lvlJc w:val="left"/>
+      <w:pPr>
+        <w:tabs>
+          <w:tab w:val="num" w:pos="2160"/>
+        </w:tabs>
+        <w:ind w:left="2160" w:hanging="360"/>
+      </w:pPr>
+      <w:rPr>
+        <w:rFonts w:ascii="Wingdings" w:hAnsi="Wingdings" w:hint="default"/>
+        <w:sz w:val="20"/>
+      </w:rPr>
+    </w:lvl>
+    <w:lvl w:ilvl="3" w:tentative="1">
+      <w:start w:val="1"/>
+      <w:numFmt w:val="bullet"/>
+      <w:lvlText w:val=""/>
+      <w:lvlJc w:val="left"/>
+      <w:pPr>
+        <w:tabs>
+          <w:tab w:val="num" w:pos="2880"/>
+        </w:tabs>
+        <w:ind w:left="2880" w:hanging="360"/>
+      </w:pPr>
+      <w:rPr>
+        <w:rFonts w:ascii="Wingdings" w:hAnsi="Wingdings" w:hint="default"/>
+        <w:sz w:val="20"/>
+      </w:rPr>
+    </w:lvl>
+    <w:lvl w:ilvl="4" w:tentative="1">
+      <w:start w:val="1"/>
+      <w:numFmt w:val="bullet"/>
+      <w:lvlText w:val=""/>
+      <w:lvlJc w:val="left"/>
+      <w:pPr>
+        <w:tabs>
+          <w:tab w:val="num" w:pos="3600"/>
+        </w:tabs>
+        <w:ind w:left="3600" w:hanging="360"/>
+      </w:pPr>
+      <w:rPr>
+        <w:rFonts w:ascii="Wingdings" w:hAnsi="Wingdings" w:hint="default"/>
+        <w:sz w:val="20"/>
+      </w:rPr>
+    </w:lvl>
+    <w:lvl w:ilvl="5" w:tentative="1">
+      <w:start w:val="1"/>
+      <w:numFmt w:val="bullet"/>
+      <w:lvlText w:val=""/>
+      <w:lvlJc w:val="left"/>
+      <w:pPr>
+        <w:tabs>
+          <w:tab w:val="num" w:pos="4320"/>
+        </w:tabs>
+        <w:ind w:left="4320" w:hanging="360"/>
+      </w:pPr>
+      <w:rPr>
+        <w:rFonts w:ascii="Wingdings" w:hAnsi="Wingdings" w:hint="default"/>
+        <w:sz w:val="20"/>
+      </w:rPr>
+    </w:lvl>
+    <w:lvl w:ilvl="6" w:tentative="1">
+      <w:start w:val="1"/>
+      <w:numFmt w:val="bullet"/>
+      <w:lvlText w:val=""/>
+      <w:lvlJc w:val="left"/>
+      <w:pPr>
+        <w:tabs>
+          <w:tab w:val="num" w:pos="5040"/>
+        </w:tabs>
+        <w:ind w:left="5040" w:hanging="360"/>
+      </w:pPr>
+      <w:rPr>
+        <w:rFonts w:ascii="Wingdings" w:hAnsi="Wingdings" w:hint="default"/>
+        <w:sz w:val="20"/>
+      </w:rPr>
+    </w:lvl>
+    <w:lvl w:ilvl="7" w:tentative="1">
+      <w:start w:val="1"/>
+      <w:numFmt w:val="bullet"/>
+      <w:lvlText w:val=""/>
+      <w:lvlJc w:val="left"/>
+      <w:pPr>
+        <w:tabs>
+          <w:tab w:val="num" w:pos="5760"/>
+        </w:tabs>
+        <w:ind w:left="5760" w:hanging="360"/>
+      </w:pPr>
+      <w:rPr>
+        <w:rFonts w:ascii="Wingdings" w:hAnsi="Wingdings" w:hint="default"/>
+        <w:sz w:val="20"/>
+      </w:rPr>
+    </w:lvl>
+    <w:lvl w:ilvl="8" w:tentative="1">
+      <w:start w:val="1"/>
+      <w:numFmt w:val="bullet"/>
+      <w:lvlText w:val=""/>
+      <w:lvlJc w:val="left"/>
+      <w:pPr>
+        <w:tabs>
+          <w:tab w:val="num" w:pos="6480"/>
+        </w:tabs>
+        <w:ind w:left="6480" w:hanging="360"/>
+      </w:pPr>
+      <w:rPr>
+        <w:rFonts w:ascii="Wingdings" w:hAnsi="Wingdings" w:hint="default"/>
+        <w:sz w:val="20"/>
+      </w:rPr>
+    </w:lvl>
+  </w:abstractNum>
+  <w:abstractNum w:abstractNumId="7" w15:restartNumberingAfterBreak="0">
+    <w:nsid w:val="606846F6"/>
+    <w:multiLevelType w:val="multilevel"/>
+    <w:tmpl w:val="2708D494"/>
+    <w:lvl w:ilvl="0">
+      <w:start w:val="1"/>
+      <w:numFmt w:val="bullet"/>
+      <w:lvlText w:val=""/>
+      <w:lvlJc w:val="left"/>
+      <w:pPr>
+        <w:tabs>
+          <w:tab w:val="num" w:pos="720"/>
+        </w:tabs>
+        <w:ind w:left="720" w:hanging="360"/>
+      </w:pPr>
+      <w:rPr>
+        <w:rFonts w:ascii="Symbol" w:hAnsi="Symbol" w:hint="default"/>
+        <w:sz w:val="20"/>
+      </w:rPr>
+    </w:lvl>
+    <w:lvl w:ilvl="1">
+      <w:start w:val="1"/>
+      <w:numFmt w:val="bullet"/>
+      <w:lvlText w:val="o"/>
+      <w:lvlJc w:val="left"/>
+      <w:pPr>
+        <w:tabs>
+          <w:tab w:val="num" w:pos="1440"/>
+        </w:tabs>
+        <w:ind w:left="1440" w:hanging="360"/>
+      </w:pPr>
+      <w:rPr>
+        <w:rFonts w:ascii="Courier New" w:hAnsi="Courier New" w:hint="default"/>
+        <w:sz w:val="20"/>
+      </w:rPr>
+    </w:lvl>
+    <w:lvl w:ilvl="2" w:tentative="1">
+      <w:start w:val="1"/>
+      <w:numFmt w:val="bullet"/>
+      <w:lvlText w:val=""/>
+      <w:lvlJc w:val="left"/>
+      <w:pPr>
+        <w:tabs>
+          <w:tab w:val="num" w:pos="2160"/>
+        </w:tabs>
+        <w:ind w:left="2160" w:hanging="360"/>
+      </w:pPr>
+      <w:rPr>
+        <w:rFonts w:ascii="Wingdings" w:hAnsi="Wingdings" w:hint="default"/>
+        <w:sz w:val="20"/>
+      </w:rPr>
+    </w:lvl>
+    <w:lvl w:ilvl="3" w:tentative="1">
+      <w:start w:val="1"/>
+      <w:numFmt w:val="bullet"/>
+      <w:lvlText w:val=""/>
+      <w:lvlJc w:val="left"/>
+      <w:pPr>
+        <w:tabs>
+          <w:tab w:val="num" w:pos="2880"/>
+        </w:tabs>
+        <w:ind w:left="2880" w:hanging="360"/>
+      </w:pPr>
+      <w:rPr>
+        <w:rFonts w:ascii="Wingdings" w:hAnsi="Wingdings" w:hint="default"/>
+        <w:sz w:val="20"/>
+      </w:rPr>
+    </w:lvl>
+    <w:lvl w:ilvl="4" w:tentative="1">
+      <w:start w:val="1"/>
+      <w:numFmt w:val="bullet"/>
+      <w:lvlText w:val=""/>
+      <w:lvlJc w:val="left"/>
+      <w:pPr>
+        <w:tabs>
+          <w:tab w:val="num" w:pos="3600"/>
+        </w:tabs>
+        <w:ind w:left="3600" w:hanging="360"/>
+      </w:pPr>
+      <w:rPr>
+        <w:rFonts w:ascii="Wingdings" w:hAnsi="Wingdings" w:hint="default"/>
+        <w:sz w:val="20"/>
+      </w:rPr>
+    </w:lvl>
+    <w:lvl w:ilvl="5" w:tentative="1">
+      <w:start w:val="1"/>
+      <w:numFmt w:val="bullet"/>
+      <w:lvlText w:val=""/>
+      <w:lvlJc w:val="left"/>
+      <w:pPr>
+        <w:tabs>
+          <w:tab w:val="num" w:pos="4320"/>
+        </w:tabs>
+        <w:ind w:left="4320" w:hanging="360"/>
+      </w:pPr>
+      <w:rPr>
+        <w:rFonts w:ascii="Wingdings" w:hAnsi="Wingdings" w:hint="default"/>
+        <w:sz w:val="20"/>
+      </w:rPr>
+    </w:lvl>
+    <w:lvl w:ilvl="6" w:tentative="1">
+      <w:start w:val="1"/>
+      <w:numFmt w:val="bullet"/>
+      <w:lvlText w:val=""/>
+      <w:lvlJc w:val="left"/>
+      <w:pPr>
+        <w:tabs>
+          <w:tab w:val="num" w:pos="5040"/>
+        </w:tabs>
+        <w:ind w:left="5040" w:hanging="360"/>
+      </w:pPr>
+      <w:rPr>
+        <w:rFonts w:ascii="Wingdings" w:hAnsi="Wingdings" w:hint="default"/>
+        <w:sz w:val="20"/>
+      </w:rPr>
+    </w:lvl>
+    <w:lvl w:ilvl="7" w:tentative="1">
+      <w:start w:val="1"/>
+      <w:numFmt w:val="bullet"/>
+      <w:lvlText w:val=""/>
+      <w:lvlJc w:val="left"/>
+      <w:pPr>
+        <w:tabs>
+          <w:tab w:val="num" w:pos="5760"/>
+        </w:tabs>
+        <w:ind w:left="5760" w:hanging="360"/>
+      </w:pPr>
+      <w:rPr>
+        <w:rFonts w:ascii="Wingdings" w:hAnsi="Wingdings" w:hint="default"/>
+        <w:sz w:val="20"/>
+      </w:rPr>
+    </w:lvl>
+    <w:lvl w:ilvl="8" w:tentative="1">
+      <w:start w:val="1"/>
+      <w:numFmt w:val="bullet"/>
+      <w:lvlText w:val=""/>
+      <w:lvlJc w:val="left"/>
+      <w:pPr>
+        <w:tabs>
+          <w:tab w:val="num" w:pos="6480"/>
+        </w:tabs>
+        <w:ind w:left="6480" w:hanging="360"/>
+      </w:pPr>
+      <w:rPr>
+        <w:rFonts w:ascii="Wingdings" w:hAnsi="Wingdings" w:hint="default"/>
+        <w:sz w:val="20"/>
+      </w:rPr>
+    </w:lvl>
+  </w:abstractNum>
+  <w:abstractNum w:abstractNumId="8" w15:restartNumberingAfterBreak="0">
+    <w:nsid w:val="630033F8"/>
+    <w:multiLevelType w:val="multilevel"/>
+    <w:tmpl w:val="FC18BFC2"/>
+    <w:lvl w:ilvl="0">
+      <w:start w:val="1"/>
+      <w:numFmt w:val="bullet"/>
+      <w:lvlText w:val=""/>
+      <w:lvlJc w:val="left"/>
+      <w:pPr>
+        <w:tabs>
+          <w:tab w:val="num" w:pos="720"/>
+        </w:tabs>
+        <w:ind w:left="720" w:hanging="360"/>
+      </w:pPr>
+      <w:rPr>
+        <w:rFonts w:ascii="Symbol" w:hAnsi="Symbol" w:hint="default"/>
+        <w:sz w:val="20"/>
+      </w:rPr>
+    </w:lvl>
+    <w:lvl w:ilvl="1" w:tentative="1">
+      <w:start w:val="1"/>
+      <w:numFmt w:val="bullet"/>
+      <w:lvlText w:val="o"/>
+      <w:lvlJc w:val="left"/>
+      <w:pPr>
+        <w:tabs>
+          <w:tab w:val="num" w:pos="1440"/>
+        </w:tabs>
+        <w:ind w:left="1440" w:hanging="360"/>
+      </w:pPr>
+      <w:rPr>
+        <w:rFonts w:ascii="Courier New" w:hAnsi="Courier New" w:hint="default"/>
+        <w:sz w:val="20"/>
+      </w:rPr>
+    </w:lvl>
+    <w:lvl w:ilvl="2" w:tentative="1">
+      <w:start w:val="1"/>
+      <w:numFmt w:val="bullet"/>
+      <w:lvlText w:val=""/>
+      <w:lvlJc w:val="left"/>
+      <w:pPr>
+        <w:tabs>
+          <w:tab w:val="num" w:pos="2160"/>
+        </w:tabs>
+        <w:ind w:left="2160" w:hanging="360"/>
+      </w:pPr>
+      <w:rPr>
+        <w:rFonts w:ascii="Wingdings" w:hAnsi="Wingdings" w:hint="default"/>
+        <w:sz w:val="20"/>
+      </w:rPr>
+    </w:lvl>
+    <w:lvl w:ilvl="3" w:tentative="1">
+      <w:start w:val="1"/>
+      <w:numFmt w:val="bullet"/>
+      <w:lvlText w:val=""/>
+      <w:lvlJc w:val="left"/>
+      <w:pPr>
+        <w:tabs>
+          <w:tab w:val="num" w:pos="2880"/>
+        </w:tabs>
+        <w:ind w:left="2880" w:hanging="360"/>
+      </w:pPr>
+      <w:rPr>
+        <w:rFonts w:ascii="Wingdings" w:hAnsi="Wingdings" w:hint="default"/>
+        <w:sz w:val="20"/>
+      </w:rPr>
+    </w:lvl>
+    <w:lvl w:ilvl="4" w:tentative="1">
+      <w:start w:val="1"/>
+      <w:numFmt w:val="bullet"/>
+      <w:lvlText w:val=""/>
+      <w:lvlJc w:val="left"/>
+      <w:pPr>
+        <w:tabs>
+          <w:tab w:val="num" w:pos="3600"/>
+        </w:tabs>
+        <w:ind w:left="3600" w:hanging="360"/>
+      </w:pPr>
+      <w:rPr>
+        <w:rFonts w:ascii="Wingdings" w:hAnsi="Wingdings" w:hint="default"/>
+        <w:sz w:val="20"/>
+      </w:rPr>
+    </w:lvl>
+    <w:lvl w:ilvl="5" w:tentative="1">
+      <w:start w:val="1"/>
+      <w:numFmt w:val="bullet"/>
+      <w:lvlText w:val=""/>
+      <w:lvlJc w:val="left"/>
+      <w:pPr>
+        <w:tabs>
+          <w:tab w:val="num" w:pos="4320"/>
+        </w:tabs>
+        <w:ind w:left="4320" w:hanging="360"/>
+      </w:pPr>
+      <w:rPr>
+        <w:rFonts w:ascii="Wingdings" w:hAnsi="Wingdings" w:hint="default"/>
+        <w:sz w:val="20"/>
+      </w:rPr>
+    </w:lvl>
+    <w:lvl w:ilvl="6" w:tentative="1">
+      <w:start w:val="1"/>
+      <w:numFmt w:val="bullet"/>
+      <w:lvlText w:val=""/>
+      <w:lvlJc w:val="left"/>
+      <w:pPr>
+        <w:tabs>
+          <w:tab w:val="num" w:pos="5040"/>
+        </w:tabs>
+        <w:ind w:left="5040" w:hanging="360"/>
+      </w:pPr>
+      <w:rPr>
+        <w:rFonts w:ascii="Wingdings" w:hAnsi="Wingdings" w:hint="default"/>
+        <w:sz w:val="20"/>
+      </w:rPr>
+    </w:lvl>
+    <w:lvl w:ilvl="7" w:tentative="1">
+      <w:start w:val="1"/>
+      <w:numFmt w:val="bullet"/>
+      <w:lvlText w:val=""/>
+      <w:lvlJc w:val="left"/>
+      <w:pPr>
+        <w:tabs>
+          <w:tab w:val="num" w:pos="5760"/>
+        </w:tabs>
+        <w:ind w:left="5760" w:hanging="360"/>
+      </w:pPr>
+      <w:rPr>
+        <w:rFonts w:ascii="Wingdings" w:hAnsi="Wingdings" w:hint="default"/>
+        <w:sz w:val="20"/>
+      </w:rPr>
+    </w:lvl>
+    <w:lvl w:ilvl="8" w:tentative="1">
+      <w:start w:val="1"/>
+      <w:numFmt w:val="bullet"/>
+      <w:lvlText w:val=""/>
+      <w:lvlJc w:val="left"/>
+      <w:pPr>
+        <w:tabs>
+          <w:tab w:val="num" w:pos="6480"/>
+        </w:tabs>
+        <w:ind w:left="6480" w:hanging="360"/>
+      </w:pPr>
+      <w:rPr>
+        <w:rFonts w:ascii="Wingdings" w:hAnsi="Wingdings" w:hint="default"/>
+        <w:sz w:val="20"/>
+      </w:rPr>
+    </w:lvl>
+  </w:abstractNum>
+  <w:num w:numId="1" w16cid:durableId="627048528">
+    <w:abstractNumId w:val="6"/>
+  </w:num>
+  <w:num w:numId="2" w16cid:durableId="1346663732">
+    <w:abstractNumId w:val="4"/>
+  </w:num>
+  <w:num w:numId="3" w16cid:durableId="466633258">
+    <w:abstractNumId w:val="1"/>
+  </w:num>
+  <w:num w:numId="4" w16cid:durableId="41945280">
+    <w:abstractNumId w:val="0"/>
+  </w:num>
+  <w:num w:numId="5" w16cid:durableId="258413066">
+    <w:abstractNumId w:val="8"/>
+  </w:num>
+  <w:num w:numId="6" w16cid:durableId="756442539">
+    <w:abstractNumId w:val="5"/>
+  </w:num>
+  <w:num w:numId="7" w16cid:durableId="769354352">
+    <w:abstractNumId w:val="3"/>
+  </w:num>
+  <w:num w:numId="8" w16cid:durableId="343170690">
+    <w:abstractNumId w:val="2"/>
+  </w:num>
+  <w:num w:numId="9" w16cid:durableId="1543327932">
+    <w:abstractNumId w:val="7"/>
+  </w:num>
+</w:numbering>
 </file>
 
 <file path=word/styles.xml><?xml version="1.0" encoding="utf-8"?>
@@ -616,7 +3870,6 @@
   <w:style w:type="character" w:default="1" w:styleId="DefaultParagraphFont">
     <w:name w:val="Default Paragraph Font"/>
     <w:uiPriority w:val="1"/>
-    <w:semiHidden/>
     <w:unhideWhenUsed/>
   </w:style>
   <w:style w:type="table" w:default="1" w:styleId="TableNormal">
@@ -929,6 +4182,50 @@
       <w:color w:val="0F4761" w:themeColor="accent1" w:themeShade="BF"/>
       <w:spacing w:val="5"/>
     </w:rPr>
+  </w:style>
+  <w:style w:type="paragraph" w:styleId="Header">
+    <w:name w:val="header"/>
+    <w:basedOn w:val="Normal"/>
+    <w:link w:val="HeaderChar"/>
+    <w:uiPriority w:val="99"/>
+    <w:unhideWhenUsed/>
+    <w:rsid w:val="00E2439D"/>
+    <w:pPr>
+      <w:tabs>
+        <w:tab w:val="center" w:pos="4680"/>
+        <w:tab w:val="right" w:pos="9360"/>
+      </w:tabs>
+      <w:spacing w:after="0" w:line="240" w:lineRule="auto"/>
+    </w:pPr>
+  </w:style>
+  <w:style w:type="character" w:customStyle="1" w:styleId="HeaderChar">
+    <w:name w:val="Header Char"/>
+    <w:basedOn w:val="DefaultParagraphFont"/>
+    <w:link w:val="Header"/>
+    <w:uiPriority w:val="99"/>
+    <w:rsid w:val="00E2439D"/>
+  </w:style>
+  <w:style w:type="paragraph" w:styleId="Footer">
+    <w:name w:val="footer"/>
+    <w:basedOn w:val="Normal"/>
+    <w:link w:val="FooterChar"/>
+    <w:uiPriority w:val="99"/>
+    <w:unhideWhenUsed/>
+    <w:rsid w:val="00E2439D"/>
+    <w:pPr>
+      <w:tabs>
+        <w:tab w:val="center" w:pos="4680"/>
+        <w:tab w:val="right" w:pos="9360"/>
+      </w:tabs>
+      <w:spacing w:after="0" w:line="240" w:lineRule="auto"/>
+    </w:pPr>
+  </w:style>
+  <w:style w:type="character" w:customStyle="1" w:styleId="FooterChar">
+    <w:name w:val="Footer Char"/>
+    <w:basedOn w:val="DefaultParagraphFont"/>
+    <w:link w:val="Footer"/>
+    <w:uiPriority w:val="99"/>
+    <w:rsid w:val="00E2439D"/>
   </w:style>
 </w:styles>
 </file>
